--- a/arb/docx/53.content.docx
+++ b/arb/docx/53.content.docx
@@ -147,13 +147,6 @@
         <w:rPr>
           <w:lang w:val="ar_AE" w:bidi="ar_AE"/>
         </w:rPr>
-      </w:r>
-      <w:r>
-        <w:rPr>
-          <w:i/>
-          <w:lang w:val="ar_AE" w:bidi="ar_AE"/>
-        </w:rPr>
-        <w:t>٢ تسالونيكي ١: ٣, ٢ تسالونيكي ١: ٤, ٢ تسالونيكي ١: ٥, ٢ تسالونيكي ١: ٦–٨, ٢ تسالونيكي ١: ٧, ٢ تسالونيكي ١: ٩, ٢ تسالونيكي ١: ٩ (#٢), ٢ تسالونيكي ١: ١٠, ٢ تسالونيكي ١: ١١–١٢, ٢ تسالونيكي ٢: ١, ٢ تسالونيكي ٢:٢, ٢ تسالونيكي ٢: ٣, ٢ تسالونيكي ٢: ٤, ٢ تسالونيكي ٢: ٦–٧, ٢ تسالونيكي ٢: ٨, ٢ تسالونيكي ٢: ٩, ٢ تسالونيكي ٢: ١٠, ٢ تسالونيكي ٢: ١٢, ٢ تسالونيكي ٢: ١٣–١٤, ٢ تسالونيكي ٢: ١٥, ٢ تسالونيكي ٢: ١٧, ٢ تسالونيكي ٣: ١, ٢ تسالونيكي ٣: ٢, ٢ تسالونيكي ٣: ٤, ٢ تسالونيكي ٣: ٦, ٢ تسالونيكي ٣: ٧–٨, ٢ تسالونيكي ٣: ١٠, ٢ تسالونيكي ٣: ١٢, ٢ تسالونيكي ٣: ١٤, ٢ تسالونيكي ٣: ١٦, ٢ تسالونيكي ٣: ١٧</w:t>
       </w:r>
       <w:r>
         <w:rPr>

--- a/arb/docx/53.content.docx
+++ b/arb/docx/53.content.docx
@@ -132,21 +132,6 @@
           <w:lang w:val="ar_AE" w:bidi="ar_AE"/>
         </w:rPr>
         <w:t>2TH</w:t>
-      </w:r>
-      <w:r>
-        <w:rPr>
-          <w:lang w:val="ar_AE" w:bidi="ar_AE"/>
-        </w:rPr>
-      </w:r>
-    </w:p>
-    <w:p>
-      <w:pPr>
-        <w:bidi/>
-      </w:pPr>
-      <w:r>
-        <w:rPr>
-          <w:lang w:val="ar_AE" w:bidi="ar_AE"/>
-        </w:rPr>
       </w:r>
       <w:r>
         <w:rPr>

--- a/arb/docx/53.content.docx
+++ b/arb/docx/53.content.docx
@@ -22,7 +22,7 @@
         <w:rPr>
           <w:lang w:val="ar_AE" w:bidi="ar_AE"/>
         </w:rPr>
-        <w:t>Resource: أسئلة الترجمة (unfoldingWord)</w:t>
+        <w:t>Resource: unfoldingWord® Translation Questions</w:t>
       </w:r>
       <w:r>
         <w:rPr>
@@ -91,7 +91,7 @@
         <w:rPr>
           <w:lang w:val="ar_AE" w:bidi="ar_AE"/>
         </w:rPr>
-        <w:t>أسئلة الترجمة (unfoldingWord)</w:t>
+        <w:t>unfoldingWord® Translation Questions</w:t>
       </w:r>
     </w:p>
     <w:p>

--- a/arb/docx/53.content.docx
+++ b/arb/docx/53.content.docx
@@ -9,6 +9,8 @@
       </w:pPr>
       <w:r>
         <w:rPr>
+          <w:rtl/>
+          <w:cs/>
           <w:lang w:val="ar_AE" w:bidi="ar_AE"/>
         </w:rPr>
       </w:r>
@@ -20,64 +22,84 @@
       </w:pPr>
       <w:r>
         <w:rPr>
+          <w:rtl/>
+          <w:cs/>
           <w:lang w:val="ar_AE" w:bidi="ar_AE"/>
         </w:rPr>
         <w:t>Resource: unfoldingWord® Translation Questions</w:t>
       </w:r>
       <w:r>
         <w:rPr>
-          <w:lang w:val="ar_AE" w:bidi="ar_AE"/>
-        </w:rPr>
-      </w:r>
-    </w:p>
-    <w:p>
-      <w:pPr>
-        <w:bidi/>
-      </w:pPr>
-      <w:r>
-        <w:rPr>
+          <w:rtl/>
+          <w:cs/>
+          <w:lang w:val="ar_AE" w:bidi="ar_AE"/>
+        </w:rPr>
+      </w:r>
+    </w:p>
+    <w:p>
+      <w:pPr>
+        <w:bidi/>
+      </w:pPr>
+      <w:r>
+        <w:rPr>
+          <w:rtl/>
+          <w:cs/>
           <w:lang w:val="ar_AE" w:bidi="ar_AE"/>
         </w:rPr>
       </w:r>
       <w:r>
         <w:rPr>
           <w:b/>
+          <w:rtl/>
+          <w:cs/>
           <w:lang w:val="ar_AE" w:bidi="ar_AE"/>
         </w:rPr>
         <w:t>unfoldingWord® Translation Questions</w:t>
       </w:r>
       <w:r>
         <w:rPr>
+          <w:rtl/>
+          <w:cs/>
           <w:lang w:val="ar_AE" w:bidi="ar_AE"/>
         </w:rPr>
         <w:t xml:space="preserve"> © 2022 unfoldingWord. Released under CC BY-SA 4.0 license. </w:t>
       </w:r>
       <w:r>
         <w:rPr>
+          <w:rtl/>
+          <w:cs/>
           <w:lang w:val="ar_AE" w:bidi="ar_AE"/>
         </w:rPr>
         <w:t>unfoldingWord® Translation Questions</w:t>
       </w:r>
       <w:r>
         <w:rPr>
+          <w:rtl/>
+          <w:cs/>
           <w:lang w:val="ar_AE" w:bidi="ar_AE"/>
         </w:rPr>
         <w:t xml:space="preserve"> has been adapted in the following languages: Tok Pisin, Arabic (عربي), French (Français), Hindi (हिंदी), Indonesian (Bahasa Indonesia), Portuguese (Português), Russian (Русский), Spanish (Español), Swahili (Kiswahili), and Simplified Chinese (简体中文) from </w:t>
       </w:r>
       <w:r>
         <w:rPr>
+          <w:rtl/>
+          <w:cs/>
           <w:lang w:val="ar_AE" w:bidi="ar_AE"/>
         </w:rPr>
         <w:t>unfoldingWord® Translation Questions</w:t>
       </w:r>
       <w:r>
         <w:rPr>
+          <w:rtl/>
+          <w:cs/>
           <w:lang w:val="ar_AE" w:bidi="ar_AE"/>
         </w:rPr>
         <w:t xml:space="preserve"> © 2022 unfoldingWord. Released under CC BY-SA 4.0 license by Mission Mutual</w:t>
       </w:r>
       <w:r>
         <w:rPr>
+          <w:rtl/>
+          <w:cs/>
           <w:lang w:val="ar_AE" w:bidi="ar_AE"/>
         </w:rPr>
       </w:r>
@@ -89,6 +111,8 @@
       </w:pPr>
       <w:r>
         <w:rPr>
+          <w:rtl/>
+          <w:cs/>
           <w:lang w:val="ar_AE" w:bidi="ar_AE"/>
         </w:rPr>
         <w:t>unfoldingWord® Translation Questions</w:t>
@@ -118,6 +142,8 @@
       </w:pPr>
       <w:r>
         <w:rPr>
+          <w:rtl/>
+          <w:cs/>
           <w:lang w:val="ar_AE" w:bidi="ar_AE"/>
         </w:rPr>
       </w:r>
@@ -129,38 +155,50 @@
       </w:pPr>
       <w:r>
         <w:rPr>
+          <w:rtl/>
+          <w:cs/>
           <w:lang w:val="ar_AE" w:bidi="ar_AE"/>
         </w:rPr>
         <w:t>2TH</w:t>
       </w:r>
       <w:r>
         <w:rPr>
-          <w:lang w:val="ar_AE" w:bidi="ar_AE"/>
-        </w:rPr>
-      </w:r>
-    </w:p>
-    <w:p>
-      <w:pPr>
-        <w:bidi/>
-      </w:pPr>
-      <w:r>
-        <w:rPr>
-          <w:lang w:val="ar_AE" w:bidi="ar_AE"/>
-        </w:rPr>
-      </w:r>
-      <w:r>
-        <w:rPr>
+          <w:rtl/>
+          <w:cs/>
+          <w:lang w:val="ar_AE" w:bidi="ar_AE"/>
+        </w:rPr>
+      </w:r>
+    </w:p>
+    <w:p>
+      <w:pPr>
+        <w:bidi/>
+      </w:pPr>
+      <w:r>
+        <w:rPr>
+          <w:rtl/>
+          <w:cs/>
+          <w:lang w:val="ar_AE" w:bidi="ar_AE"/>
+        </w:rPr>
+      </w:r>
+      <w:r>
+        <w:rPr>
+          <w:rtl/>
+          <w:cs/>
           <w:lang w:val="ar_AE" w:bidi="ar_AE"/>
         </w:rPr>
         <w:t xml:space="preserve"> </w:t>
       </w:r>
       <w:r>
         <w:rPr>
-          <w:lang w:val="ar_AE" w:bidi="ar_AE"/>
-        </w:rPr>
-      </w:r>
-      <w:r>
-        <w:rPr>
+          <w:rtl/>
+          <w:cs/>
+          <w:lang w:val="ar_AE" w:bidi="ar_AE"/>
+        </w:rPr>
+      </w:r>
+      <w:r>
+        <w:rPr>
+          <w:rtl/>
+          <w:cs/>
           <w:lang w:val="ar_AE" w:bidi="ar_AE"/>
         </w:rPr>
       </w:r>
@@ -186,6 +224,8 @@
       </w:pPr>
       <w:r>
         <w:rPr>
+          <w:rtl/>
+          <w:cs/>
           <w:lang w:val="ar_AE" w:bidi="ar_AE"/>
         </w:rPr>
       </w:r>
@@ -197,28 +237,36 @@
       </w:pPr>
       <w:r>
         <w:rPr>
+          <w:rtl/>
+          <w:cs/>
           <w:lang w:val="ar_AE" w:bidi="ar_AE"/>
         </w:rPr>
         <w:t>٢ تسالونيكي ١: ٣</w:t>
       </w:r>
       <w:r>
         <w:rPr>
-          <w:lang w:val="ar_AE" w:bidi="ar_AE"/>
-        </w:rPr>
-      </w:r>
-    </w:p>
-    <w:p>
-      <w:pPr>
-        <w:bidi/>
-      </w:pPr>
-      <w:r>
-        <w:rPr>
+          <w:rtl/>
+          <w:cs/>
+          <w:lang w:val="ar_AE" w:bidi="ar_AE"/>
+        </w:rPr>
+      </w:r>
+    </w:p>
+    <w:p>
+      <w:pPr>
+        <w:bidi/>
+      </w:pPr>
+      <w:r>
+        <w:rPr>
+          <w:rtl/>
+          <w:cs/>
           <w:lang w:val="ar_AE" w:bidi="ar_AE"/>
         </w:rPr>
       </w:r>
       <w:r>
         <w:rPr>
           <w:b/>
+          <w:rtl/>
+          <w:cs/>
           <w:lang w:val="ar_AE" w:bidi="ar_AE"/>
         </w:rPr>
         <w:t>يشكر بولس الله من جهة أمرَيْن حادثَيْن في كنيسة تَسَالونِيكِي، ما هُما؟</w:t>
@@ -230,32 +278,42 @@
       </w:pPr>
       <w:r>
         <w:rPr>
-          <w:lang w:val="ar_AE" w:bidi="ar_AE"/>
-        </w:rPr>
-      </w:r>
-      <w:r>
-        <w:rPr>
+          <w:rtl/>
+          <w:cs/>
+          <w:lang w:val="ar_AE" w:bidi="ar_AE"/>
+        </w:rPr>
+      </w:r>
+      <w:r>
+        <w:rPr>
+          <w:rtl/>
+          <w:cs/>
           <w:lang w:val="ar_AE" w:bidi="ar_AE"/>
         </w:rPr>
         <w:t>يشكر بولس ٱلله على إيمانهم المُتزايد وعلى محبتهم تجاه بعضهم بعضًا.</w:t>
       </w:r>
       <w:r>
         <w:rPr>
-          <w:lang w:val="ar_AE" w:bidi="ar_AE"/>
-        </w:rPr>
-      </w:r>
-      <w:r>
-        <w:rPr>
-          <w:lang w:val="ar_AE" w:bidi="ar_AE"/>
-        </w:rPr>
-      </w:r>
-    </w:p>
-    <w:p>
-      <w:pPr>
-        <w:bidi/>
-      </w:pPr>
-      <w:r>
-        <w:rPr>
+          <w:rtl/>
+          <w:cs/>
+          <w:lang w:val="ar_AE" w:bidi="ar_AE"/>
+        </w:rPr>
+      </w:r>
+      <w:r>
+        <w:rPr>
+          <w:rtl/>
+          <w:cs/>
+          <w:lang w:val="ar_AE" w:bidi="ar_AE"/>
+        </w:rPr>
+      </w:r>
+    </w:p>
+    <w:p>
+      <w:pPr>
+        <w:bidi/>
+      </w:pPr>
+      <w:r>
+        <w:rPr>
+          <w:rtl/>
+          <w:cs/>
           <w:lang w:val="ar_AE" w:bidi="ar_AE"/>
         </w:rPr>
       </w:r>
@@ -267,28 +325,36 @@
       </w:pPr>
       <w:r>
         <w:rPr>
+          <w:rtl/>
+          <w:cs/>
           <w:lang w:val="ar_AE" w:bidi="ar_AE"/>
         </w:rPr>
         <w:t>٢ تسالونيكي ١: ٤</w:t>
       </w:r>
       <w:r>
         <w:rPr>
-          <w:lang w:val="ar_AE" w:bidi="ar_AE"/>
-        </w:rPr>
-      </w:r>
-    </w:p>
-    <w:p>
-      <w:pPr>
-        <w:bidi/>
-      </w:pPr>
-      <w:r>
-        <w:rPr>
+          <w:rtl/>
+          <w:cs/>
+          <w:lang w:val="ar_AE" w:bidi="ar_AE"/>
+        </w:rPr>
+      </w:r>
+    </w:p>
+    <w:p>
+      <w:pPr>
+        <w:bidi/>
+      </w:pPr>
+      <w:r>
+        <w:rPr>
+          <w:rtl/>
+          <w:cs/>
           <w:lang w:val="ar_AE" w:bidi="ar_AE"/>
         </w:rPr>
       </w:r>
       <w:r>
         <w:rPr>
           <w:b/>
+          <w:rtl/>
+          <w:cs/>
           <w:lang w:val="ar_AE" w:bidi="ar_AE"/>
         </w:rPr>
         <w:t>ما الظروف التي يتحمَّلها المؤمنون في تَسَالونِيكِي؟</w:t>
@@ -300,32 +366,42 @@
       </w:pPr>
       <w:r>
         <w:rPr>
-          <w:lang w:val="ar_AE" w:bidi="ar_AE"/>
-        </w:rPr>
-      </w:r>
-      <w:r>
-        <w:rPr>
+          <w:rtl/>
+          <w:cs/>
+          <w:lang w:val="ar_AE" w:bidi="ar_AE"/>
+        </w:rPr>
+      </w:r>
+      <w:r>
+        <w:rPr>
+          <w:rtl/>
+          <w:cs/>
           <w:lang w:val="ar_AE" w:bidi="ar_AE"/>
         </w:rPr>
         <w:t>يتحمَّل المؤمنون الاضطهادات والضيقات.</w:t>
       </w:r>
       <w:r>
         <w:rPr>
-          <w:lang w:val="ar_AE" w:bidi="ar_AE"/>
-        </w:rPr>
-      </w:r>
-      <w:r>
-        <w:rPr>
-          <w:lang w:val="ar_AE" w:bidi="ar_AE"/>
-        </w:rPr>
-      </w:r>
-    </w:p>
-    <w:p>
-      <w:pPr>
-        <w:bidi/>
-      </w:pPr>
-      <w:r>
-        <w:rPr>
+          <w:rtl/>
+          <w:cs/>
+          <w:lang w:val="ar_AE" w:bidi="ar_AE"/>
+        </w:rPr>
+      </w:r>
+      <w:r>
+        <w:rPr>
+          <w:rtl/>
+          <w:cs/>
+          <w:lang w:val="ar_AE" w:bidi="ar_AE"/>
+        </w:rPr>
+      </w:r>
+    </w:p>
+    <w:p>
+      <w:pPr>
+        <w:bidi/>
+      </w:pPr>
+      <w:r>
+        <w:rPr>
+          <w:rtl/>
+          <w:cs/>
           <w:lang w:val="ar_AE" w:bidi="ar_AE"/>
         </w:rPr>
       </w:r>
@@ -337,28 +413,36 @@
       </w:pPr>
       <w:r>
         <w:rPr>
+          <w:rtl/>
+          <w:cs/>
           <w:lang w:val="ar_AE" w:bidi="ar_AE"/>
         </w:rPr>
         <w:t>٢ تسالونيكي ١: ٥</w:t>
       </w:r>
       <w:r>
         <w:rPr>
-          <w:lang w:val="ar_AE" w:bidi="ar_AE"/>
-        </w:rPr>
-      </w:r>
-    </w:p>
-    <w:p>
-      <w:pPr>
-        <w:bidi/>
-      </w:pPr>
-      <w:r>
-        <w:rPr>
+          <w:rtl/>
+          <w:cs/>
+          <w:lang w:val="ar_AE" w:bidi="ar_AE"/>
+        </w:rPr>
+      </w:r>
+    </w:p>
+    <w:p>
+      <w:pPr>
+        <w:bidi/>
+      </w:pPr>
+      <w:r>
+        <w:rPr>
+          <w:rtl/>
+          <w:cs/>
           <w:lang w:val="ar_AE" w:bidi="ar_AE"/>
         </w:rPr>
       </w:r>
       <w:r>
         <w:rPr>
           <w:b/>
+          <w:rtl/>
+          <w:cs/>
           <w:lang w:val="ar_AE" w:bidi="ar_AE"/>
         </w:rPr>
         <w:t>ما النتيجة الإيجابية للظروف التي يتحمَّلها المؤمنون؟</w:t>
@@ -370,32 +454,42 @@
       </w:pPr>
       <w:r>
         <w:rPr>
-          <w:lang w:val="ar_AE" w:bidi="ar_AE"/>
-        </w:rPr>
-      </w:r>
-      <w:r>
-        <w:rPr>
+          <w:rtl/>
+          <w:cs/>
+          <w:lang w:val="ar_AE" w:bidi="ar_AE"/>
+        </w:rPr>
+      </w:r>
+      <w:r>
+        <w:rPr>
+          <w:rtl/>
+          <w:cs/>
           <w:lang w:val="ar_AE" w:bidi="ar_AE"/>
         </w:rPr>
         <w:t>سوف يؤهَّل المؤمنين لملكوت ٱللهِ.</w:t>
       </w:r>
       <w:r>
         <w:rPr>
-          <w:lang w:val="ar_AE" w:bidi="ar_AE"/>
-        </w:rPr>
-      </w:r>
-      <w:r>
-        <w:rPr>
-          <w:lang w:val="ar_AE" w:bidi="ar_AE"/>
-        </w:rPr>
-      </w:r>
-    </w:p>
-    <w:p>
-      <w:pPr>
-        <w:bidi/>
-      </w:pPr>
-      <w:r>
-        <w:rPr>
+          <w:rtl/>
+          <w:cs/>
+          <w:lang w:val="ar_AE" w:bidi="ar_AE"/>
+        </w:rPr>
+      </w:r>
+      <w:r>
+        <w:rPr>
+          <w:rtl/>
+          <w:cs/>
+          <w:lang w:val="ar_AE" w:bidi="ar_AE"/>
+        </w:rPr>
+      </w:r>
+    </w:p>
+    <w:p>
+      <w:pPr>
+        <w:bidi/>
+      </w:pPr>
+      <w:r>
+        <w:rPr>
+          <w:rtl/>
+          <w:cs/>
           <w:lang w:val="ar_AE" w:bidi="ar_AE"/>
         </w:rPr>
       </w:r>
@@ -407,28 +501,36 @@
       </w:pPr>
       <w:r>
         <w:rPr>
+          <w:rtl/>
+          <w:cs/>
           <w:lang w:val="ar_AE" w:bidi="ar_AE"/>
         </w:rPr>
         <w:t>٢ تسالونيكي ١: ٦–٨</w:t>
       </w:r>
       <w:r>
         <w:rPr>
-          <w:lang w:val="ar_AE" w:bidi="ar_AE"/>
-        </w:rPr>
-      </w:r>
-    </w:p>
-    <w:p>
-      <w:pPr>
-        <w:bidi/>
-      </w:pPr>
-      <w:r>
-        <w:rPr>
+          <w:rtl/>
+          <w:cs/>
+          <w:lang w:val="ar_AE" w:bidi="ar_AE"/>
+        </w:rPr>
+      </w:r>
+    </w:p>
+    <w:p>
+      <w:pPr>
+        <w:bidi/>
+      </w:pPr>
+      <w:r>
+        <w:rPr>
+          <w:rtl/>
+          <w:cs/>
           <w:lang w:val="ar_AE" w:bidi="ar_AE"/>
         </w:rPr>
       </w:r>
       <w:r>
         <w:rPr>
           <w:b/>
+          <w:rtl/>
+          <w:cs/>
           <w:lang w:val="ar_AE" w:bidi="ar_AE"/>
         </w:rPr>
         <w:t>ماذا سيفعل ٱلله بمَن يُضايقون المؤمنين؟</w:t>
@@ -440,32 +542,42 @@
       </w:pPr>
       <w:r>
         <w:rPr>
-          <w:lang w:val="ar_AE" w:bidi="ar_AE"/>
-        </w:rPr>
-      </w:r>
-      <w:r>
-        <w:rPr>
+          <w:rtl/>
+          <w:cs/>
+          <w:lang w:val="ar_AE" w:bidi="ar_AE"/>
+        </w:rPr>
+      </w:r>
+      <w:r>
+        <w:rPr>
+          <w:rtl/>
+          <w:cs/>
           <w:lang w:val="ar_AE" w:bidi="ar_AE"/>
         </w:rPr>
         <w:t>سيجازي الله الذين يضايقون المؤمنين، بمعاقبتهم بنار مُلتهبة.</w:t>
       </w:r>
       <w:r>
         <w:rPr>
-          <w:lang w:val="ar_AE" w:bidi="ar_AE"/>
-        </w:rPr>
-      </w:r>
-      <w:r>
-        <w:rPr>
-          <w:lang w:val="ar_AE" w:bidi="ar_AE"/>
-        </w:rPr>
-      </w:r>
-    </w:p>
-    <w:p>
-      <w:pPr>
-        <w:bidi/>
-      </w:pPr>
-      <w:r>
-        <w:rPr>
+          <w:rtl/>
+          <w:cs/>
+          <w:lang w:val="ar_AE" w:bidi="ar_AE"/>
+        </w:rPr>
+      </w:r>
+      <w:r>
+        <w:rPr>
+          <w:rtl/>
+          <w:cs/>
+          <w:lang w:val="ar_AE" w:bidi="ar_AE"/>
+        </w:rPr>
+      </w:r>
+    </w:p>
+    <w:p>
+      <w:pPr>
+        <w:bidi/>
+      </w:pPr>
+      <w:r>
+        <w:rPr>
+          <w:rtl/>
+          <w:cs/>
           <w:lang w:val="ar_AE" w:bidi="ar_AE"/>
         </w:rPr>
       </w:r>
@@ -477,28 +589,36 @@
       </w:pPr>
       <w:r>
         <w:rPr>
+          <w:rtl/>
+          <w:cs/>
           <w:lang w:val="ar_AE" w:bidi="ar_AE"/>
         </w:rPr>
         <w:t>٢ تسالونيكي ١: ٧</w:t>
       </w:r>
       <w:r>
         <w:rPr>
-          <w:lang w:val="ar_AE" w:bidi="ar_AE"/>
-        </w:rPr>
-      </w:r>
-    </w:p>
-    <w:p>
-      <w:pPr>
-        <w:bidi/>
-      </w:pPr>
-      <w:r>
-        <w:rPr>
+          <w:rtl/>
+          <w:cs/>
+          <w:lang w:val="ar_AE" w:bidi="ar_AE"/>
+        </w:rPr>
+      </w:r>
+    </w:p>
+    <w:p>
+      <w:pPr>
+        <w:bidi/>
+      </w:pPr>
+      <w:r>
+        <w:rPr>
+          <w:rtl/>
+          <w:cs/>
           <w:lang w:val="ar_AE" w:bidi="ar_AE"/>
         </w:rPr>
       </w:r>
       <w:r>
         <w:rPr>
           <w:b/>
+          <w:rtl/>
+          <w:cs/>
           <w:lang w:val="ar_AE" w:bidi="ar_AE"/>
         </w:rPr>
         <w:t>متى سيرتاح المؤمنون من المُعاناة؟</w:t>
@@ -510,32 +630,42 @@
       </w:pPr>
       <w:r>
         <w:rPr>
-          <w:lang w:val="ar_AE" w:bidi="ar_AE"/>
-        </w:rPr>
-      </w:r>
-      <w:r>
-        <w:rPr>
+          <w:rtl/>
+          <w:cs/>
+          <w:lang w:val="ar_AE" w:bidi="ar_AE"/>
+        </w:rPr>
+      </w:r>
+      <w:r>
+        <w:rPr>
+          <w:rtl/>
+          <w:cs/>
           <w:lang w:val="ar_AE" w:bidi="ar_AE"/>
         </w:rPr>
         <w:t>سيشعر المؤمنون بالراحة عند استعلان يَسوع ٱلْمَسِيحِ من السماء.</w:t>
       </w:r>
       <w:r>
         <w:rPr>
-          <w:lang w:val="ar_AE" w:bidi="ar_AE"/>
-        </w:rPr>
-      </w:r>
-      <w:r>
-        <w:rPr>
-          <w:lang w:val="ar_AE" w:bidi="ar_AE"/>
-        </w:rPr>
-      </w:r>
-    </w:p>
-    <w:p>
-      <w:pPr>
-        <w:bidi/>
-      </w:pPr>
-      <w:r>
-        <w:rPr>
+          <w:rtl/>
+          <w:cs/>
+          <w:lang w:val="ar_AE" w:bidi="ar_AE"/>
+        </w:rPr>
+      </w:r>
+      <w:r>
+        <w:rPr>
+          <w:rtl/>
+          <w:cs/>
+          <w:lang w:val="ar_AE" w:bidi="ar_AE"/>
+        </w:rPr>
+      </w:r>
+    </w:p>
+    <w:p>
+      <w:pPr>
+        <w:bidi/>
+      </w:pPr>
+      <w:r>
+        <w:rPr>
+          <w:rtl/>
+          <w:cs/>
           <w:lang w:val="ar_AE" w:bidi="ar_AE"/>
         </w:rPr>
       </w:r>
@@ -547,28 +677,36 @@
       </w:pPr>
       <w:r>
         <w:rPr>
+          <w:rtl/>
+          <w:cs/>
           <w:lang w:val="ar_AE" w:bidi="ar_AE"/>
         </w:rPr>
         <w:t>٢ تسالونيكي ١: ٩</w:t>
       </w:r>
       <w:r>
         <w:rPr>
-          <w:lang w:val="ar_AE" w:bidi="ar_AE"/>
-        </w:rPr>
-      </w:r>
-    </w:p>
-    <w:p>
-      <w:pPr>
-        <w:bidi/>
-      </w:pPr>
-      <w:r>
-        <w:rPr>
+          <w:rtl/>
+          <w:cs/>
+          <w:lang w:val="ar_AE" w:bidi="ar_AE"/>
+        </w:rPr>
+      </w:r>
+    </w:p>
+    <w:p>
+      <w:pPr>
+        <w:bidi/>
+      </w:pPr>
+      <w:r>
+        <w:rPr>
+          <w:rtl/>
+          <w:cs/>
           <w:lang w:val="ar_AE" w:bidi="ar_AE"/>
         </w:rPr>
       </w:r>
       <w:r>
         <w:rPr>
           <w:b/>
+          <w:rtl/>
+          <w:cs/>
           <w:lang w:val="ar_AE" w:bidi="ar_AE"/>
         </w:rPr>
         <w:t>ما مُدَّة العقاب لأولئك الذين لا يعرفون ٱلله؟</w:t>
@@ -580,32 +718,42 @@
       </w:pPr>
       <w:r>
         <w:rPr>
-          <w:lang w:val="ar_AE" w:bidi="ar_AE"/>
-        </w:rPr>
-      </w:r>
-      <w:r>
-        <w:rPr>
+          <w:rtl/>
+          <w:cs/>
+          <w:lang w:val="ar_AE" w:bidi="ar_AE"/>
+        </w:rPr>
+      </w:r>
+      <w:r>
+        <w:rPr>
+          <w:rtl/>
+          <w:cs/>
           <w:lang w:val="ar_AE" w:bidi="ar_AE"/>
         </w:rPr>
         <w:t>سيكون العقاب لأولئك الذين لا يعرفون الله عقابًا أبديًا.</w:t>
       </w:r>
       <w:r>
         <w:rPr>
-          <w:lang w:val="ar_AE" w:bidi="ar_AE"/>
-        </w:rPr>
-      </w:r>
-      <w:r>
-        <w:rPr>
-          <w:lang w:val="ar_AE" w:bidi="ar_AE"/>
-        </w:rPr>
-      </w:r>
-    </w:p>
-    <w:p>
-      <w:pPr>
-        <w:bidi/>
-      </w:pPr>
-      <w:r>
-        <w:rPr>
+          <w:rtl/>
+          <w:cs/>
+          <w:lang w:val="ar_AE" w:bidi="ar_AE"/>
+        </w:rPr>
+      </w:r>
+      <w:r>
+        <w:rPr>
+          <w:rtl/>
+          <w:cs/>
+          <w:lang w:val="ar_AE" w:bidi="ar_AE"/>
+        </w:rPr>
+      </w:r>
+    </w:p>
+    <w:p>
+      <w:pPr>
+        <w:bidi/>
+      </w:pPr>
+      <w:r>
+        <w:rPr>
+          <w:rtl/>
+          <w:cs/>
           <w:lang w:val="ar_AE" w:bidi="ar_AE"/>
         </w:rPr>
       </w:r>
@@ -617,28 +765,36 @@
       </w:pPr>
       <w:r>
         <w:rPr>
+          <w:rtl/>
+          <w:cs/>
           <w:lang w:val="ar_AE" w:bidi="ar_AE"/>
         </w:rPr>
         <w:t>٢ تسالونيكي ١: ٩ (#٢)</w:t>
       </w:r>
       <w:r>
         <w:rPr>
-          <w:lang w:val="ar_AE" w:bidi="ar_AE"/>
-        </w:rPr>
-      </w:r>
-    </w:p>
-    <w:p>
-      <w:pPr>
-        <w:bidi/>
-      </w:pPr>
-      <w:r>
-        <w:rPr>
+          <w:rtl/>
+          <w:cs/>
+          <w:lang w:val="ar_AE" w:bidi="ar_AE"/>
+        </w:rPr>
+      </w:r>
+    </w:p>
+    <w:p>
+      <w:pPr>
+        <w:bidi/>
+      </w:pPr>
+      <w:r>
+        <w:rPr>
+          <w:rtl/>
+          <w:cs/>
           <w:lang w:val="ar_AE" w:bidi="ar_AE"/>
         </w:rPr>
       </w:r>
       <w:r>
         <w:rPr>
           <w:b/>
+          <w:rtl/>
+          <w:cs/>
           <w:lang w:val="ar_AE" w:bidi="ar_AE"/>
         </w:rPr>
         <w:t>عن ماذا سيُفصل الذين لا يعرفون الله كجزءٍ من عقوبتهم؟</w:t>
@@ -650,32 +806,42 @@
       </w:pPr>
       <w:r>
         <w:rPr>
-          <w:lang w:val="ar_AE" w:bidi="ar_AE"/>
-        </w:rPr>
-      </w:r>
-      <w:r>
-        <w:rPr>
+          <w:rtl/>
+          <w:cs/>
+          <w:lang w:val="ar_AE" w:bidi="ar_AE"/>
+        </w:rPr>
+      </w:r>
+      <w:r>
+        <w:rPr>
+          <w:rtl/>
+          <w:cs/>
           <w:lang w:val="ar_AE" w:bidi="ar_AE"/>
         </w:rPr>
         <w:t>أولئك الذين لا يعرفون ٱللهِ يُفصلون عن محضر الرب كجزء من عقوبتهم.</w:t>
       </w:r>
       <w:r>
         <w:rPr>
-          <w:lang w:val="ar_AE" w:bidi="ar_AE"/>
-        </w:rPr>
-      </w:r>
-      <w:r>
-        <w:rPr>
-          <w:lang w:val="ar_AE" w:bidi="ar_AE"/>
-        </w:rPr>
-      </w:r>
-    </w:p>
-    <w:p>
-      <w:pPr>
-        <w:bidi/>
-      </w:pPr>
-      <w:r>
-        <w:rPr>
+          <w:rtl/>
+          <w:cs/>
+          <w:lang w:val="ar_AE" w:bidi="ar_AE"/>
+        </w:rPr>
+      </w:r>
+      <w:r>
+        <w:rPr>
+          <w:rtl/>
+          <w:cs/>
+          <w:lang w:val="ar_AE" w:bidi="ar_AE"/>
+        </w:rPr>
+      </w:r>
+    </w:p>
+    <w:p>
+      <w:pPr>
+        <w:bidi/>
+      </w:pPr>
+      <w:r>
+        <w:rPr>
+          <w:rtl/>
+          <w:cs/>
           <w:lang w:val="ar_AE" w:bidi="ar_AE"/>
         </w:rPr>
       </w:r>
@@ -687,28 +853,36 @@
       </w:pPr>
       <w:r>
         <w:rPr>
+          <w:rtl/>
+          <w:cs/>
           <w:lang w:val="ar_AE" w:bidi="ar_AE"/>
         </w:rPr>
         <w:t>٢ تسالونيكي ١: ١٠</w:t>
       </w:r>
       <w:r>
         <w:rPr>
-          <w:lang w:val="ar_AE" w:bidi="ar_AE"/>
-        </w:rPr>
-      </w:r>
-    </w:p>
-    <w:p>
-      <w:pPr>
-        <w:bidi/>
-      </w:pPr>
-      <w:r>
-        <w:rPr>
+          <w:rtl/>
+          <w:cs/>
+          <w:lang w:val="ar_AE" w:bidi="ar_AE"/>
+        </w:rPr>
+      </w:r>
+    </w:p>
+    <w:p>
+      <w:pPr>
+        <w:bidi/>
+      </w:pPr>
+      <w:r>
+        <w:rPr>
+          <w:rtl/>
+          <w:cs/>
           <w:lang w:val="ar_AE" w:bidi="ar_AE"/>
         </w:rPr>
       </w:r>
       <w:r>
         <w:rPr>
           <w:b/>
+          <w:rtl/>
+          <w:cs/>
           <w:lang w:val="ar_AE" w:bidi="ar_AE"/>
         </w:rPr>
         <w:t>ماذا سيفعل المؤمنون عندما يرون ٱلْمَسِيح آتيًا في يومه؟</w:t>
@@ -720,32 +894,42 @@
       </w:pPr>
       <w:r>
         <w:rPr>
-          <w:lang w:val="ar_AE" w:bidi="ar_AE"/>
-        </w:rPr>
-      </w:r>
-      <w:r>
-        <w:rPr>
+          <w:rtl/>
+          <w:cs/>
+          <w:lang w:val="ar_AE" w:bidi="ar_AE"/>
+        </w:rPr>
+      </w:r>
+      <w:r>
+        <w:rPr>
+          <w:rtl/>
+          <w:cs/>
           <w:lang w:val="ar_AE" w:bidi="ar_AE"/>
         </w:rPr>
         <w:t>سيتعجَّب المؤمنون من ٱلْمَسِيحِ عندما يأتي في يوم مجيئه.</w:t>
       </w:r>
       <w:r>
         <w:rPr>
-          <w:lang w:val="ar_AE" w:bidi="ar_AE"/>
-        </w:rPr>
-      </w:r>
-      <w:r>
-        <w:rPr>
-          <w:lang w:val="ar_AE" w:bidi="ar_AE"/>
-        </w:rPr>
-      </w:r>
-    </w:p>
-    <w:p>
-      <w:pPr>
-        <w:bidi/>
-      </w:pPr>
-      <w:r>
-        <w:rPr>
+          <w:rtl/>
+          <w:cs/>
+          <w:lang w:val="ar_AE" w:bidi="ar_AE"/>
+        </w:rPr>
+      </w:r>
+      <w:r>
+        <w:rPr>
+          <w:rtl/>
+          <w:cs/>
+          <w:lang w:val="ar_AE" w:bidi="ar_AE"/>
+        </w:rPr>
+      </w:r>
+    </w:p>
+    <w:p>
+      <w:pPr>
+        <w:bidi/>
+      </w:pPr>
+      <w:r>
+        <w:rPr>
+          <w:rtl/>
+          <w:cs/>
           <w:lang w:val="ar_AE" w:bidi="ar_AE"/>
         </w:rPr>
       </w:r>
@@ -757,28 +941,36 @@
       </w:pPr>
       <w:r>
         <w:rPr>
+          <w:rtl/>
+          <w:cs/>
           <w:lang w:val="ar_AE" w:bidi="ar_AE"/>
         </w:rPr>
         <w:t>٢ تسالونيكي ١: ١١–١٢</w:t>
       </w:r>
       <w:r>
         <w:rPr>
-          <w:lang w:val="ar_AE" w:bidi="ar_AE"/>
-        </w:rPr>
-      </w:r>
-    </w:p>
-    <w:p>
-      <w:pPr>
-        <w:bidi/>
-      </w:pPr>
-      <w:r>
-        <w:rPr>
+          <w:rtl/>
+          <w:cs/>
+          <w:lang w:val="ar_AE" w:bidi="ar_AE"/>
+        </w:rPr>
+      </w:r>
+    </w:p>
+    <w:p>
+      <w:pPr>
+        <w:bidi/>
+      </w:pPr>
+      <w:r>
+        <w:rPr>
+          <w:rtl/>
+          <w:cs/>
           <w:lang w:val="ar_AE" w:bidi="ar_AE"/>
         </w:rPr>
       </w:r>
       <w:r>
         <w:rPr>
           <w:b/>
+          <w:rtl/>
+          <w:cs/>
           <w:lang w:val="ar_AE" w:bidi="ar_AE"/>
         </w:rPr>
         <w:t>ما نتيجة أعمال الإيمان الصالحة التي يقوم بها المؤمنون بقوة الله؟</w:t>
@@ -790,32 +982,42 @@
       </w:pPr>
       <w:r>
         <w:rPr>
-          <w:lang w:val="ar_AE" w:bidi="ar_AE"/>
-        </w:rPr>
-      </w:r>
-      <w:r>
-        <w:rPr>
+          <w:rtl/>
+          <w:cs/>
+          <w:lang w:val="ar_AE" w:bidi="ar_AE"/>
+        </w:rPr>
+      </w:r>
+      <w:r>
+        <w:rPr>
+          <w:rtl/>
+          <w:cs/>
           <w:lang w:val="ar_AE" w:bidi="ar_AE"/>
         </w:rPr>
         <w:t>نتيجة أعمالهم الصالحة تمجيد اسم الرب يَسوع ٱلْمَسِيحِ.</w:t>
       </w:r>
       <w:r>
         <w:rPr>
-          <w:lang w:val="ar_AE" w:bidi="ar_AE"/>
-        </w:rPr>
-      </w:r>
-      <w:r>
-        <w:rPr>
-          <w:lang w:val="ar_AE" w:bidi="ar_AE"/>
-        </w:rPr>
-      </w:r>
-    </w:p>
-    <w:p>
-      <w:pPr>
-        <w:bidi/>
-      </w:pPr>
-      <w:r>
-        <w:rPr>
+          <w:rtl/>
+          <w:cs/>
+          <w:lang w:val="ar_AE" w:bidi="ar_AE"/>
+        </w:rPr>
+      </w:r>
+      <w:r>
+        <w:rPr>
+          <w:rtl/>
+          <w:cs/>
+          <w:lang w:val="ar_AE" w:bidi="ar_AE"/>
+        </w:rPr>
+      </w:r>
+    </w:p>
+    <w:p>
+      <w:pPr>
+        <w:bidi/>
+      </w:pPr>
+      <w:r>
+        <w:rPr>
+          <w:rtl/>
+          <w:cs/>
           <w:lang w:val="ar_AE" w:bidi="ar_AE"/>
         </w:rPr>
       </w:r>
@@ -827,28 +1029,36 @@
       </w:pPr>
       <w:r>
         <w:rPr>
+          <w:rtl/>
+          <w:cs/>
           <w:lang w:val="ar_AE" w:bidi="ar_AE"/>
         </w:rPr>
         <w:t>٢ تسالونيكي ٢: ١</w:t>
       </w:r>
       <w:r>
         <w:rPr>
-          <w:lang w:val="ar_AE" w:bidi="ar_AE"/>
-        </w:rPr>
-      </w:r>
-    </w:p>
-    <w:p>
-      <w:pPr>
-        <w:bidi/>
-      </w:pPr>
-      <w:r>
-        <w:rPr>
+          <w:rtl/>
+          <w:cs/>
+          <w:lang w:val="ar_AE" w:bidi="ar_AE"/>
+        </w:rPr>
+      </w:r>
+    </w:p>
+    <w:p>
+      <w:pPr>
+        <w:bidi/>
+      </w:pPr>
+      <w:r>
+        <w:rPr>
+          <w:rtl/>
+          <w:cs/>
           <w:lang w:val="ar_AE" w:bidi="ar_AE"/>
         </w:rPr>
       </w:r>
       <w:r>
         <w:rPr>
           <w:b/>
+          <w:rtl/>
+          <w:cs/>
           <w:lang w:val="ar_AE" w:bidi="ar_AE"/>
         </w:rPr>
         <w:t>عن أي حدَث يقول بولس إنه سيكتب الآن؟</w:t>
@@ -860,32 +1070,42 @@
       </w:pPr>
       <w:r>
         <w:rPr>
-          <w:lang w:val="ar_AE" w:bidi="ar_AE"/>
-        </w:rPr>
-      </w:r>
-      <w:r>
-        <w:rPr>
+          <w:rtl/>
+          <w:cs/>
+          <w:lang w:val="ar_AE" w:bidi="ar_AE"/>
+        </w:rPr>
+      </w:r>
+      <w:r>
+        <w:rPr>
+          <w:rtl/>
+          <w:cs/>
           <w:lang w:val="ar_AE" w:bidi="ar_AE"/>
         </w:rPr>
         <w:t>يقول بولس إنه سيكتب الآن بخصوص مجيء الرب يَسوع ٱلْمَسِيحِ.</w:t>
       </w:r>
       <w:r>
         <w:rPr>
-          <w:lang w:val="ar_AE" w:bidi="ar_AE"/>
-        </w:rPr>
-      </w:r>
-      <w:r>
-        <w:rPr>
-          <w:lang w:val="ar_AE" w:bidi="ar_AE"/>
-        </w:rPr>
-      </w:r>
-    </w:p>
-    <w:p>
-      <w:pPr>
-        <w:bidi/>
-      </w:pPr>
-      <w:r>
-        <w:rPr>
+          <w:rtl/>
+          <w:cs/>
+          <w:lang w:val="ar_AE" w:bidi="ar_AE"/>
+        </w:rPr>
+      </w:r>
+      <w:r>
+        <w:rPr>
+          <w:rtl/>
+          <w:cs/>
+          <w:lang w:val="ar_AE" w:bidi="ar_AE"/>
+        </w:rPr>
+      </w:r>
+    </w:p>
+    <w:p>
+      <w:pPr>
+        <w:bidi/>
+      </w:pPr>
+      <w:r>
+        <w:rPr>
+          <w:rtl/>
+          <w:cs/>
           <w:lang w:val="ar_AE" w:bidi="ar_AE"/>
         </w:rPr>
       </w:r>
@@ -897,28 +1117,36 @@
       </w:pPr>
       <w:r>
         <w:rPr>
+          <w:rtl/>
+          <w:cs/>
           <w:lang w:val="ar_AE" w:bidi="ar_AE"/>
         </w:rPr>
         <w:t>٢ تسالونيكي ٢:٢</w:t>
       </w:r>
       <w:r>
         <w:rPr>
-          <w:lang w:val="ar_AE" w:bidi="ar_AE"/>
-        </w:rPr>
-      </w:r>
-    </w:p>
-    <w:p>
-      <w:pPr>
-        <w:bidi/>
-      </w:pPr>
-      <w:r>
-        <w:rPr>
+          <w:rtl/>
+          <w:cs/>
+          <w:lang w:val="ar_AE" w:bidi="ar_AE"/>
+        </w:rPr>
+      </w:r>
+    </w:p>
+    <w:p>
+      <w:pPr>
+        <w:bidi/>
+      </w:pPr>
+      <w:r>
+        <w:rPr>
+          <w:rtl/>
+          <w:cs/>
           <w:lang w:val="ar_AE" w:bidi="ar_AE"/>
         </w:rPr>
       </w:r>
       <w:r>
         <w:rPr>
           <w:b/>
+          <w:rtl/>
+          <w:cs/>
           <w:lang w:val="ar_AE" w:bidi="ar_AE"/>
         </w:rPr>
         <w:t>ماذا يطلب منهم بولس ألا يصدقوا؟</w:t>
@@ -930,32 +1158,42 @@
       </w:pPr>
       <w:r>
         <w:rPr>
-          <w:lang w:val="ar_AE" w:bidi="ar_AE"/>
-        </w:rPr>
-      </w:r>
-      <w:r>
-        <w:rPr>
+          <w:rtl/>
+          <w:cs/>
+          <w:lang w:val="ar_AE" w:bidi="ar_AE"/>
+        </w:rPr>
+      </w:r>
+      <w:r>
+        <w:rPr>
+          <w:rtl/>
+          <w:cs/>
           <w:lang w:val="ar_AE" w:bidi="ar_AE"/>
         </w:rPr>
         <w:t>يخبرهم بولس ألا يُصدقوا أنَّ يوم الرب قد جاء فعلًا.</w:t>
       </w:r>
       <w:r>
         <w:rPr>
-          <w:lang w:val="ar_AE" w:bidi="ar_AE"/>
-        </w:rPr>
-      </w:r>
-      <w:r>
-        <w:rPr>
-          <w:lang w:val="ar_AE" w:bidi="ar_AE"/>
-        </w:rPr>
-      </w:r>
-    </w:p>
-    <w:p>
-      <w:pPr>
-        <w:bidi/>
-      </w:pPr>
-      <w:r>
-        <w:rPr>
+          <w:rtl/>
+          <w:cs/>
+          <w:lang w:val="ar_AE" w:bidi="ar_AE"/>
+        </w:rPr>
+      </w:r>
+      <w:r>
+        <w:rPr>
+          <w:rtl/>
+          <w:cs/>
+          <w:lang w:val="ar_AE" w:bidi="ar_AE"/>
+        </w:rPr>
+      </w:r>
+    </w:p>
+    <w:p>
+      <w:pPr>
+        <w:bidi/>
+      </w:pPr>
+      <w:r>
+        <w:rPr>
+          <w:rtl/>
+          <w:cs/>
           <w:lang w:val="ar_AE" w:bidi="ar_AE"/>
         </w:rPr>
       </w:r>
@@ -967,28 +1205,36 @@
       </w:pPr>
       <w:r>
         <w:rPr>
+          <w:rtl/>
+          <w:cs/>
           <w:lang w:val="ar_AE" w:bidi="ar_AE"/>
         </w:rPr>
         <w:t>٢ تسالونيكي ٢: ٣</w:t>
       </w:r>
       <w:r>
         <w:rPr>
-          <w:lang w:val="ar_AE" w:bidi="ar_AE"/>
-        </w:rPr>
-      </w:r>
-    </w:p>
-    <w:p>
-      <w:pPr>
-        <w:bidi/>
-      </w:pPr>
-      <w:r>
-        <w:rPr>
+          <w:rtl/>
+          <w:cs/>
+          <w:lang w:val="ar_AE" w:bidi="ar_AE"/>
+        </w:rPr>
+      </w:r>
+    </w:p>
+    <w:p>
+      <w:pPr>
+        <w:bidi/>
+      </w:pPr>
+      <w:r>
+        <w:rPr>
+          <w:rtl/>
+          <w:cs/>
           <w:lang w:val="ar_AE" w:bidi="ar_AE"/>
         </w:rPr>
       </w:r>
       <w:r>
         <w:rPr>
           <w:b/>
+          <w:rtl/>
+          <w:cs/>
           <w:lang w:val="ar_AE" w:bidi="ar_AE"/>
         </w:rPr>
         <w:t>ما الذي يجب أن يحدث قبل يوم الرب، كما يقول بولس؟</w:t>
@@ -1000,32 +1246,42 @@
       </w:pPr>
       <w:r>
         <w:rPr>
-          <w:lang w:val="ar_AE" w:bidi="ar_AE"/>
-        </w:rPr>
-      </w:r>
-      <w:r>
-        <w:rPr>
+          <w:rtl/>
+          <w:cs/>
+          <w:lang w:val="ar_AE" w:bidi="ar_AE"/>
+        </w:rPr>
+      </w:r>
+      <w:r>
+        <w:rPr>
+          <w:rtl/>
+          <w:cs/>
           <w:lang w:val="ar_AE" w:bidi="ar_AE"/>
         </w:rPr>
         <w:t>يجب أن يحدث الارتداد ويُكشف إنسان الإثم قبل يوم الرب.</w:t>
       </w:r>
       <w:r>
         <w:rPr>
-          <w:lang w:val="ar_AE" w:bidi="ar_AE"/>
-        </w:rPr>
-      </w:r>
-      <w:r>
-        <w:rPr>
-          <w:lang w:val="ar_AE" w:bidi="ar_AE"/>
-        </w:rPr>
-      </w:r>
-    </w:p>
-    <w:p>
-      <w:pPr>
-        <w:bidi/>
-      </w:pPr>
-      <w:r>
-        <w:rPr>
+          <w:rtl/>
+          <w:cs/>
+          <w:lang w:val="ar_AE" w:bidi="ar_AE"/>
+        </w:rPr>
+      </w:r>
+      <w:r>
+        <w:rPr>
+          <w:rtl/>
+          <w:cs/>
+          <w:lang w:val="ar_AE" w:bidi="ar_AE"/>
+        </w:rPr>
+      </w:r>
+    </w:p>
+    <w:p>
+      <w:pPr>
+        <w:bidi/>
+      </w:pPr>
+      <w:r>
+        <w:rPr>
+          <w:rtl/>
+          <w:cs/>
           <w:lang w:val="ar_AE" w:bidi="ar_AE"/>
         </w:rPr>
       </w:r>
@@ -1037,28 +1293,36 @@
       </w:pPr>
       <w:r>
         <w:rPr>
+          <w:rtl/>
+          <w:cs/>
           <w:lang w:val="ar_AE" w:bidi="ar_AE"/>
         </w:rPr>
         <w:t>٢ تسالونيكي ٢: ٤</w:t>
       </w:r>
       <w:r>
         <w:rPr>
-          <w:lang w:val="ar_AE" w:bidi="ar_AE"/>
-        </w:rPr>
-      </w:r>
-    </w:p>
-    <w:p>
-      <w:pPr>
-        <w:bidi/>
-      </w:pPr>
-      <w:r>
-        <w:rPr>
+          <w:rtl/>
+          <w:cs/>
+          <w:lang w:val="ar_AE" w:bidi="ar_AE"/>
+        </w:rPr>
+      </w:r>
+    </w:p>
+    <w:p>
+      <w:pPr>
+        <w:bidi/>
+      </w:pPr>
+      <w:r>
+        <w:rPr>
+          <w:rtl/>
+          <w:cs/>
           <w:lang w:val="ar_AE" w:bidi="ar_AE"/>
         </w:rPr>
       </w:r>
       <w:r>
         <w:rPr>
           <w:b/>
+          <w:rtl/>
+          <w:cs/>
           <w:lang w:val="ar_AE" w:bidi="ar_AE"/>
         </w:rPr>
         <w:t>ماذا يفعل المُقاوِم المُرتفِع؟</w:t>
@@ -1070,32 +1334,42 @@
       </w:pPr>
       <w:r>
         <w:rPr>
-          <w:lang w:val="ar_AE" w:bidi="ar_AE"/>
-        </w:rPr>
-      </w:r>
-      <w:r>
-        <w:rPr>
+          <w:rtl/>
+          <w:cs/>
+          <w:lang w:val="ar_AE" w:bidi="ar_AE"/>
+        </w:rPr>
+      </w:r>
+      <w:r>
+        <w:rPr>
+          <w:rtl/>
+          <w:cs/>
           <w:lang w:val="ar_AE" w:bidi="ar_AE"/>
         </w:rPr>
         <w:t>يُعارض المقاوم ويرفع نفسه ضد ٱللهِ، جالسًا في هيكل ٱللهِ ويظهِر نفسه أنه إله.</w:t>
       </w:r>
       <w:r>
         <w:rPr>
-          <w:lang w:val="ar_AE" w:bidi="ar_AE"/>
-        </w:rPr>
-      </w:r>
-      <w:r>
-        <w:rPr>
-          <w:lang w:val="ar_AE" w:bidi="ar_AE"/>
-        </w:rPr>
-      </w:r>
-    </w:p>
-    <w:p>
-      <w:pPr>
-        <w:bidi/>
-      </w:pPr>
-      <w:r>
-        <w:rPr>
+          <w:rtl/>
+          <w:cs/>
+          <w:lang w:val="ar_AE" w:bidi="ar_AE"/>
+        </w:rPr>
+      </w:r>
+      <w:r>
+        <w:rPr>
+          <w:rtl/>
+          <w:cs/>
+          <w:lang w:val="ar_AE" w:bidi="ar_AE"/>
+        </w:rPr>
+      </w:r>
+    </w:p>
+    <w:p>
+      <w:pPr>
+        <w:bidi/>
+      </w:pPr>
+      <w:r>
+        <w:rPr>
+          <w:rtl/>
+          <w:cs/>
           <w:lang w:val="ar_AE" w:bidi="ar_AE"/>
         </w:rPr>
       </w:r>
@@ -1107,28 +1381,36 @@
       </w:pPr>
       <w:r>
         <w:rPr>
+          <w:rtl/>
+          <w:cs/>
           <w:lang w:val="ar_AE" w:bidi="ar_AE"/>
         </w:rPr>
         <w:t>٢ تسالونيكي ٢: ٦–٧</w:t>
       </w:r>
       <w:r>
         <w:rPr>
-          <w:lang w:val="ar_AE" w:bidi="ar_AE"/>
-        </w:rPr>
-      </w:r>
-    </w:p>
-    <w:p>
-      <w:pPr>
-        <w:bidi/>
-      </w:pPr>
-      <w:r>
-        <w:rPr>
+          <w:rtl/>
+          <w:cs/>
+          <w:lang w:val="ar_AE" w:bidi="ar_AE"/>
+        </w:rPr>
+      </w:r>
+    </w:p>
+    <w:p>
+      <w:pPr>
+        <w:bidi/>
+      </w:pPr>
+      <w:r>
+        <w:rPr>
+          <w:rtl/>
+          <w:cs/>
           <w:lang w:val="ar_AE" w:bidi="ar_AE"/>
         </w:rPr>
       </w:r>
       <w:r>
         <w:rPr>
           <w:b/>
+          <w:rtl/>
+          <w:cs/>
           <w:lang w:val="ar_AE" w:bidi="ar_AE"/>
         </w:rPr>
         <w:t>متى سيُستعلَن المُقاوِم الأثيم؟</w:t>
@@ -1140,32 +1422,42 @@
       </w:pPr>
       <w:r>
         <w:rPr>
-          <w:lang w:val="ar_AE" w:bidi="ar_AE"/>
-        </w:rPr>
-      </w:r>
-      <w:r>
-        <w:rPr>
+          <w:rtl/>
+          <w:cs/>
+          <w:lang w:val="ar_AE" w:bidi="ar_AE"/>
+        </w:rPr>
+      </w:r>
+      <w:r>
+        <w:rPr>
+          <w:rtl/>
+          <w:cs/>
           <w:lang w:val="ar_AE" w:bidi="ar_AE"/>
         </w:rPr>
         <w:t>سيُستعلَن المُقاوِم الأثيم عندما يحين الوقت، عندما يُزال من الطريق الشخص الذي يقيده.</w:t>
       </w:r>
       <w:r>
         <w:rPr>
-          <w:lang w:val="ar_AE" w:bidi="ar_AE"/>
-        </w:rPr>
-      </w:r>
-      <w:r>
-        <w:rPr>
-          <w:lang w:val="ar_AE" w:bidi="ar_AE"/>
-        </w:rPr>
-      </w:r>
-    </w:p>
-    <w:p>
-      <w:pPr>
-        <w:bidi/>
-      </w:pPr>
-      <w:r>
-        <w:rPr>
+          <w:rtl/>
+          <w:cs/>
+          <w:lang w:val="ar_AE" w:bidi="ar_AE"/>
+        </w:rPr>
+      </w:r>
+      <w:r>
+        <w:rPr>
+          <w:rtl/>
+          <w:cs/>
+          <w:lang w:val="ar_AE" w:bidi="ar_AE"/>
+        </w:rPr>
+      </w:r>
+    </w:p>
+    <w:p>
+      <w:pPr>
+        <w:bidi/>
+      </w:pPr>
+      <w:r>
+        <w:rPr>
+          <w:rtl/>
+          <w:cs/>
           <w:lang w:val="ar_AE" w:bidi="ar_AE"/>
         </w:rPr>
       </w:r>
@@ -1177,28 +1469,36 @@
       </w:pPr>
       <w:r>
         <w:rPr>
+          <w:rtl/>
+          <w:cs/>
           <w:lang w:val="ar_AE" w:bidi="ar_AE"/>
         </w:rPr>
         <w:t>٢ تسالونيكي ٢: ٨</w:t>
       </w:r>
       <w:r>
         <w:rPr>
-          <w:lang w:val="ar_AE" w:bidi="ar_AE"/>
-        </w:rPr>
-      </w:r>
-    </w:p>
-    <w:p>
-      <w:pPr>
-        <w:bidi/>
-      </w:pPr>
-      <w:r>
-        <w:rPr>
+          <w:rtl/>
+          <w:cs/>
+          <w:lang w:val="ar_AE" w:bidi="ar_AE"/>
+        </w:rPr>
+      </w:r>
+    </w:p>
+    <w:p>
+      <w:pPr>
+        <w:bidi/>
+      </w:pPr>
+      <w:r>
+        <w:rPr>
+          <w:rtl/>
+          <w:cs/>
           <w:lang w:val="ar_AE" w:bidi="ar_AE"/>
         </w:rPr>
       </w:r>
       <w:r>
         <w:rPr>
           <w:b/>
+          <w:rtl/>
+          <w:cs/>
           <w:lang w:val="ar_AE" w:bidi="ar_AE"/>
         </w:rPr>
         <w:t>ماذا سيفعل يسوع برجُل الإثم عندما يظهر الرب بمجيئه؟</w:t>
@@ -1210,32 +1510,42 @@
       </w:pPr>
       <w:r>
         <w:rPr>
-          <w:lang w:val="ar_AE" w:bidi="ar_AE"/>
-        </w:rPr>
-      </w:r>
-      <w:r>
-        <w:rPr>
+          <w:rtl/>
+          <w:cs/>
+          <w:lang w:val="ar_AE" w:bidi="ar_AE"/>
+        </w:rPr>
+      </w:r>
+      <w:r>
+        <w:rPr>
+          <w:rtl/>
+          <w:cs/>
           <w:lang w:val="ar_AE" w:bidi="ar_AE"/>
         </w:rPr>
         <w:t>عندما يظهر يَسوع، سيقتل رجُل الإثم.</w:t>
       </w:r>
       <w:r>
         <w:rPr>
-          <w:lang w:val="ar_AE" w:bidi="ar_AE"/>
-        </w:rPr>
-      </w:r>
-      <w:r>
-        <w:rPr>
-          <w:lang w:val="ar_AE" w:bidi="ar_AE"/>
-        </w:rPr>
-      </w:r>
-    </w:p>
-    <w:p>
-      <w:pPr>
-        <w:bidi/>
-      </w:pPr>
-      <w:r>
-        <w:rPr>
+          <w:rtl/>
+          <w:cs/>
+          <w:lang w:val="ar_AE" w:bidi="ar_AE"/>
+        </w:rPr>
+      </w:r>
+      <w:r>
+        <w:rPr>
+          <w:rtl/>
+          <w:cs/>
+          <w:lang w:val="ar_AE" w:bidi="ar_AE"/>
+        </w:rPr>
+      </w:r>
+    </w:p>
+    <w:p>
+      <w:pPr>
+        <w:bidi/>
+      </w:pPr>
+      <w:r>
+        <w:rPr>
+          <w:rtl/>
+          <w:cs/>
           <w:lang w:val="ar_AE" w:bidi="ar_AE"/>
         </w:rPr>
       </w:r>
@@ -1247,28 +1557,36 @@
       </w:pPr>
       <w:r>
         <w:rPr>
+          <w:rtl/>
+          <w:cs/>
           <w:lang w:val="ar_AE" w:bidi="ar_AE"/>
         </w:rPr>
         <w:t>٢ تسالونيكي ٢: ٩</w:t>
       </w:r>
       <w:r>
         <w:rPr>
-          <w:lang w:val="ar_AE" w:bidi="ar_AE"/>
-        </w:rPr>
-      </w:r>
-    </w:p>
-    <w:p>
-      <w:pPr>
-        <w:bidi/>
-      </w:pPr>
-      <w:r>
-        <w:rPr>
+          <w:rtl/>
+          <w:cs/>
+          <w:lang w:val="ar_AE" w:bidi="ar_AE"/>
+        </w:rPr>
+      </w:r>
+    </w:p>
+    <w:p>
+      <w:pPr>
+        <w:bidi/>
+      </w:pPr>
+      <w:r>
+        <w:rPr>
+          <w:rtl/>
+          <w:cs/>
           <w:lang w:val="ar_AE" w:bidi="ar_AE"/>
         </w:rPr>
       </w:r>
       <w:r>
         <w:rPr>
           <w:b/>
+          <w:rtl/>
+          <w:cs/>
           <w:lang w:val="ar_AE" w:bidi="ar_AE"/>
         </w:rPr>
         <w:t>مَن يعمل مع رجُل الأثم ليمنحه القوة والآيات والعجائب الكاذبة؟</w:t>
@@ -1280,32 +1598,42 @@
       </w:pPr>
       <w:r>
         <w:rPr>
-          <w:lang w:val="ar_AE" w:bidi="ar_AE"/>
-        </w:rPr>
-      </w:r>
-      <w:r>
-        <w:rPr>
+          <w:rtl/>
+          <w:cs/>
+          <w:lang w:val="ar_AE" w:bidi="ar_AE"/>
+        </w:rPr>
+      </w:r>
+      <w:r>
+        <w:rPr>
+          <w:rtl/>
+          <w:cs/>
           <w:lang w:val="ar_AE" w:bidi="ar_AE"/>
         </w:rPr>
         <w:t>يعمل ٱلشَّيْطَان مع رجُل الإثم ليمنحه القوة والآيات والعجائب الكاذبة.</w:t>
       </w:r>
       <w:r>
         <w:rPr>
-          <w:lang w:val="ar_AE" w:bidi="ar_AE"/>
-        </w:rPr>
-      </w:r>
-      <w:r>
-        <w:rPr>
-          <w:lang w:val="ar_AE" w:bidi="ar_AE"/>
-        </w:rPr>
-      </w:r>
-    </w:p>
-    <w:p>
-      <w:pPr>
-        <w:bidi/>
-      </w:pPr>
-      <w:r>
-        <w:rPr>
+          <w:rtl/>
+          <w:cs/>
+          <w:lang w:val="ar_AE" w:bidi="ar_AE"/>
+        </w:rPr>
+      </w:r>
+      <w:r>
+        <w:rPr>
+          <w:rtl/>
+          <w:cs/>
+          <w:lang w:val="ar_AE" w:bidi="ar_AE"/>
+        </w:rPr>
+      </w:r>
+    </w:p>
+    <w:p>
+      <w:pPr>
+        <w:bidi/>
+      </w:pPr>
+      <w:r>
+        <w:rPr>
+          <w:rtl/>
+          <w:cs/>
           <w:lang w:val="ar_AE" w:bidi="ar_AE"/>
         </w:rPr>
       </w:r>
@@ -1317,28 +1645,36 @@
       </w:pPr>
       <w:r>
         <w:rPr>
+          <w:rtl/>
+          <w:cs/>
           <w:lang w:val="ar_AE" w:bidi="ar_AE"/>
         </w:rPr>
         <w:t>٢ تسالونيكي ٢: ١٠</w:t>
       </w:r>
       <w:r>
         <w:rPr>
-          <w:lang w:val="ar_AE" w:bidi="ar_AE"/>
-        </w:rPr>
-      </w:r>
-    </w:p>
-    <w:p>
-      <w:pPr>
-        <w:bidi/>
-      </w:pPr>
-      <w:r>
-        <w:rPr>
+          <w:rtl/>
+          <w:cs/>
+          <w:lang w:val="ar_AE" w:bidi="ar_AE"/>
+        </w:rPr>
+      </w:r>
+    </w:p>
+    <w:p>
+      <w:pPr>
+        <w:bidi/>
+      </w:pPr>
+      <w:r>
+        <w:rPr>
+          <w:rtl/>
+          <w:cs/>
           <w:lang w:val="ar_AE" w:bidi="ar_AE"/>
         </w:rPr>
       </w:r>
       <w:r>
         <w:rPr>
           <w:b/>
+          <w:rtl/>
+          <w:cs/>
           <w:lang w:val="ar_AE" w:bidi="ar_AE"/>
         </w:rPr>
         <w:t>لماذا يُخدَع البعض برجُل الإثم ويهلكون؟</w:t>
@@ -1350,32 +1686,42 @@
       </w:pPr>
       <w:r>
         <w:rPr>
-          <w:lang w:val="ar_AE" w:bidi="ar_AE"/>
-        </w:rPr>
-      </w:r>
-      <w:r>
-        <w:rPr>
+          <w:rtl/>
+          <w:cs/>
+          <w:lang w:val="ar_AE" w:bidi="ar_AE"/>
+        </w:rPr>
+      </w:r>
+      <w:r>
+        <w:rPr>
+          <w:rtl/>
+          <w:cs/>
           <w:lang w:val="ar_AE" w:bidi="ar_AE"/>
         </w:rPr>
         <w:t>يُخدَع البعض لأنهم لم يقبلوا محبة الحق، لكي يخلصوا.</w:t>
       </w:r>
       <w:r>
         <w:rPr>
-          <w:lang w:val="ar_AE" w:bidi="ar_AE"/>
-        </w:rPr>
-      </w:r>
-      <w:r>
-        <w:rPr>
-          <w:lang w:val="ar_AE" w:bidi="ar_AE"/>
-        </w:rPr>
-      </w:r>
-    </w:p>
-    <w:p>
-      <w:pPr>
-        <w:bidi/>
-      </w:pPr>
-      <w:r>
-        <w:rPr>
+          <w:rtl/>
+          <w:cs/>
+          <w:lang w:val="ar_AE" w:bidi="ar_AE"/>
+        </w:rPr>
+      </w:r>
+      <w:r>
+        <w:rPr>
+          <w:rtl/>
+          <w:cs/>
+          <w:lang w:val="ar_AE" w:bidi="ar_AE"/>
+        </w:rPr>
+      </w:r>
+    </w:p>
+    <w:p>
+      <w:pPr>
+        <w:bidi/>
+      </w:pPr>
+      <w:r>
+        <w:rPr>
+          <w:rtl/>
+          <w:cs/>
           <w:lang w:val="ar_AE" w:bidi="ar_AE"/>
         </w:rPr>
       </w:r>
@@ -1387,28 +1733,36 @@
       </w:pPr>
       <w:r>
         <w:rPr>
+          <w:rtl/>
+          <w:cs/>
           <w:lang w:val="ar_AE" w:bidi="ar_AE"/>
         </w:rPr>
         <w:t>٢ تسالونيكي ٢: ١٢</w:t>
       </w:r>
       <w:r>
         <w:rPr>
-          <w:lang w:val="ar_AE" w:bidi="ar_AE"/>
-        </w:rPr>
-      </w:r>
-    </w:p>
-    <w:p>
-      <w:pPr>
-        <w:bidi/>
-      </w:pPr>
-      <w:r>
-        <w:rPr>
+          <w:rtl/>
+          <w:cs/>
+          <w:lang w:val="ar_AE" w:bidi="ar_AE"/>
+        </w:rPr>
+      </w:r>
+    </w:p>
+    <w:p>
+      <w:pPr>
+        <w:bidi/>
+      </w:pPr>
+      <w:r>
+        <w:rPr>
+          <w:rtl/>
+          <w:cs/>
           <w:lang w:val="ar_AE" w:bidi="ar_AE"/>
         </w:rPr>
       </w:r>
       <w:r>
         <w:rPr>
           <w:b/>
+          <w:rtl/>
+          <w:cs/>
           <w:lang w:val="ar_AE" w:bidi="ar_AE"/>
         </w:rPr>
         <w:t>فيمَا يجد الذين يُخدعون ويهلكون مُتعتهم؟</w:t>
@@ -1420,32 +1774,42 @@
       </w:pPr>
       <w:r>
         <w:rPr>
-          <w:lang w:val="ar_AE" w:bidi="ar_AE"/>
-        </w:rPr>
-      </w:r>
-      <w:r>
-        <w:rPr>
+          <w:rtl/>
+          <w:cs/>
+          <w:lang w:val="ar_AE" w:bidi="ar_AE"/>
+        </w:rPr>
+      </w:r>
+      <w:r>
+        <w:rPr>
+          <w:rtl/>
+          <w:cs/>
           <w:lang w:val="ar_AE" w:bidi="ar_AE"/>
         </w:rPr>
         <w:t>الذين يُخدَعون ويهلكون يجدون متعة في الظُلم.</w:t>
       </w:r>
       <w:r>
         <w:rPr>
-          <w:lang w:val="ar_AE" w:bidi="ar_AE"/>
-        </w:rPr>
-      </w:r>
-      <w:r>
-        <w:rPr>
-          <w:lang w:val="ar_AE" w:bidi="ar_AE"/>
-        </w:rPr>
-      </w:r>
-    </w:p>
-    <w:p>
-      <w:pPr>
-        <w:bidi/>
-      </w:pPr>
-      <w:r>
-        <w:rPr>
+          <w:rtl/>
+          <w:cs/>
+          <w:lang w:val="ar_AE" w:bidi="ar_AE"/>
+        </w:rPr>
+      </w:r>
+      <w:r>
+        <w:rPr>
+          <w:rtl/>
+          <w:cs/>
+          <w:lang w:val="ar_AE" w:bidi="ar_AE"/>
+        </w:rPr>
+      </w:r>
+    </w:p>
+    <w:p>
+      <w:pPr>
+        <w:bidi/>
+      </w:pPr>
+      <w:r>
+        <w:rPr>
+          <w:rtl/>
+          <w:cs/>
           <w:lang w:val="ar_AE" w:bidi="ar_AE"/>
         </w:rPr>
       </w:r>
@@ -1457,28 +1821,36 @@
       </w:pPr>
       <w:r>
         <w:rPr>
+          <w:rtl/>
+          <w:cs/>
           <w:lang w:val="ar_AE" w:bidi="ar_AE"/>
         </w:rPr>
         <w:t>٢ تسالونيكي ٢: ١٣–١٤</w:t>
       </w:r>
       <w:r>
         <w:rPr>
-          <w:lang w:val="ar_AE" w:bidi="ar_AE"/>
-        </w:rPr>
-      </w:r>
-    </w:p>
-    <w:p>
-      <w:pPr>
-        <w:bidi/>
-      </w:pPr>
-      <w:r>
-        <w:rPr>
+          <w:rtl/>
+          <w:cs/>
+          <w:lang w:val="ar_AE" w:bidi="ar_AE"/>
+        </w:rPr>
+      </w:r>
+    </w:p>
+    <w:p>
+      <w:pPr>
+        <w:bidi/>
+      </w:pPr>
+      <w:r>
+        <w:rPr>
+          <w:rtl/>
+          <w:cs/>
           <w:lang w:val="ar_AE" w:bidi="ar_AE"/>
         </w:rPr>
       </w:r>
       <w:r>
         <w:rPr>
           <w:b/>
+          <w:rtl/>
+          <w:cs/>
           <w:lang w:val="ar_AE" w:bidi="ar_AE"/>
         </w:rPr>
         <w:t>ما الذي اختاره ٱلله لأهل تسالونيكي لكي يحصلوا عليه مِن خلال الإنجيل؟</w:t>
@@ -1490,32 +1862,42 @@
       </w:pPr>
       <w:r>
         <w:rPr>
-          <w:lang w:val="ar_AE" w:bidi="ar_AE"/>
-        </w:rPr>
-      </w:r>
-      <w:r>
-        <w:rPr>
+          <w:rtl/>
+          <w:cs/>
+          <w:lang w:val="ar_AE" w:bidi="ar_AE"/>
+        </w:rPr>
+      </w:r>
+      <w:r>
+        <w:rPr>
+          <w:rtl/>
+          <w:cs/>
           <w:lang w:val="ar_AE" w:bidi="ar_AE"/>
         </w:rPr>
         <w:t>اختار الله لأهل تسالونيكي أنْ يحصلوا على مجد الرب يسوع المسيح مِن خلال الإنجيل.</w:t>
       </w:r>
       <w:r>
         <w:rPr>
-          <w:lang w:val="ar_AE" w:bidi="ar_AE"/>
-        </w:rPr>
-      </w:r>
-      <w:r>
-        <w:rPr>
-          <w:lang w:val="ar_AE" w:bidi="ar_AE"/>
-        </w:rPr>
-      </w:r>
-    </w:p>
-    <w:p>
-      <w:pPr>
-        <w:bidi/>
-      </w:pPr>
-      <w:r>
-        <w:rPr>
+          <w:rtl/>
+          <w:cs/>
+          <w:lang w:val="ar_AE" w:bidi="ar_AE"/>
+        </w:rPr>
+      </w:r>
+      <w:r>
+        <w:rPr>
+          <w:rtl/>
+          <w:cs/>
+          <w:lang w:val="ar_AE" w:bidi="ar_AE"/>
+        </w:rPr>
+      </w:r>
+    </w:p>
+    <w:p>
+      <w:pPr>
+        <w:bidi/>
+      </w:pPr>
+      <w:r>
+        <w:rPr>
+          <w:rtl/>
+          <w:cs/>
           <w:lang w:val="ar_AE" w:bidi="ar_AE"/>
         </w:rPr>
       </w:r>
@@ -1527,28 +1909,36 @@
       </w:pPr>
       <w:r>
         <w:rPr>
+          <w:rtl/>
+          <w:cs/>
           <w:lang w:val="ar_AE" w:bidi="ar_AE"/>
         </w:rPr>
         <w:t>٢ تسالونيكي ٢: ١٥</w:t>
       </w:r>
       <w:r>
         <w:rPr>
-          <w:lang w:val="ar_AE" w:bidi="ar_AE"/>
-        </w:rPr>
-      </w:r>
-    </w:p>
-    <w:p>
-      <w:pPr>
-        <w:bidi/>
-      </w:pPr>
-      <w:r>
-        <w:rPr>
+          <w:rtl/>
+          <w:cs/>
+          <w:lang w:val="ar_AE" w:bidi="ar_AE"/>
+        </w:rPr>
+      </w:r>
+    </w:p>
+    <w:p>
+      <w:pPr>
+        <w:bidi/>
+      </w:pPr>
+      <w:r>
+        <w:rPr>
+          <w:rtl/>
+          <w:cs/>
           <w:lang w:val="ar_AE" w:bidi="ar_AE"/>
         </w:rPr>
       </w:r>
       <w:r>
         <w:rPr>
           <w:b/>
+          <w:rtl/>
+          <w:cs/>
           <w:lang w:val="ar_AE" w:bidi="ar_AE"/>
         </w:rPr>
         <w:t>ماذا يدعو بولس أهل تسالونيكي ليفعلوا الآن بعد أن قبلوا الإنجيل؟</w:t>
@@ -1560,32 +1950,42 @@
       </w:pPr>
       <w:r>
         <w:rPr>
-          <w:lang w:val="ar_AE" w:bidi="ar_AE"/>
-        </w:rPr>
-      </w:r>
-      <w:r>
-        <w:rPr>
+          <w:rtl/>
+          <w:cs/>
+          <w:lang w:val="ar_AE" w:bidi="ar_AE"/>
+        </w:rPr>
+      </w:r>
+      <w:r>
+        <w:rPr>
+          <w:rtl/>
+          <w:cs/>
           <w:lang w:val="ar_AE" w:bidi="ar_AE"/>
         </w:rPr>
         <w:t>يدعو بولس أهل تسالونيكي إلى الثبات والتمسُّك بالتقاليد التي تعلَّموها.</w:t>
       </w:r>
       <w:r>
         <w:rPr>
-          <w:lang w:val="ar_AE" w:bidi="ar_AE"/>
-        </w:rPr>
-      </w:r>
-      <w:r>
-        <w:rPr>
-          <w:lang w:val="ar_AE" w:bidi="ar_AE"/>
-        </w:rPr>
-      </w:r>
-    </w:p>
-    <w:p>
-      <w:pPr>
-        <w:bidi/>
-      </w:pPr>
-      <w:r>
-        <w:rPr>
+          <w:rtl/>
+          <w:cs/>
+          <w:lang w:val="ar_AE" w:bidi="ar_AE"/>
+        </w:rPr>
+      </w:r>
+      <w:r>
+        <w:rPr>
+          <w:rtl/>
+          <w:cs/>
+          <w:lang w:val="ar_AE" w:bidi="ar_AE"/>
+        </w:rPr>
+      </w:r>
+    </w:p>
+    <w:p>
+      <w:pPr>
+        <w:bidi/>
+      </w:pPr>
+      <w:r>
+        <w:rPr>
+          <w:rtl/>
+          <w:cs/>
           <w:lang w:val="ar_AE" w:bidi="ar_AE"/>
         </w:rPr>
       </w:r>
@@ -1597,28 +1997,36 @@
       </w:pPr>
       <w:r>
         <w:rPr>
+          <w:rtl/>
+          <w:cs/>
           <w:lang w:val="ar_AE" w:bidi="ar_AE"/>
         </w:rPr>
         <w:t>٢ تسالونيكي ٢: ١٧</w:t>
       </w:r>
       <w:r>
         <w:rPr>
-          <w:lang w:val="ar_AE" w:bidi="ar_AE"/>
-        </w:rPr>
-      </w:r>
-    </w:p>
-    <w:p>
-      <w:pPr>
-        <w:bidi/>
-      </w:pPr>
-      <w:r>
-        <w:rPr>
+          <w:rtl/>
+          <w:cs/>
+          <w:lang w:val="ar_AE" w:bidi="ar_AE"/>
+        </w:rPr>
+      </w:r>
+    </w:p>
+    <w:p>
+      <w:pPr>
+        <w:bidi/>
+      </w:pPr>
+      <w:r>
+        <w:rPr>
+          <w:rtl/>
+          <w:cs/>
           <w:lang w:val="ar_AE" w:bidi="ar_AE"/>
         </w:rPr>
       </w:r>
       <w:r>
         <w:rPr>
           <w:b/>
+          <w:rtl/>
+          <w:cs/>
           <w:lang w:val="ar_AE" w:bidi="ar_AE"/>
         </w:rPr>
         <w:t>ما الذي يرغب بولس أن يثبت في قلوب أهل تسالونيكي؟</w:t>
@@ -1630,32 +2038,42 @@
       </w:pPr>
       <w:r>
         <w:rPr>
-          <w:lang w:val="ar_AE" w:bidi="ar_AE"/>
-        </w:rPr>
-      </w:r>
-      <w:r>
-        <w:rPr>
+          <w:rtl/>
+          <w:cs/>
+          <w:lang w:val="ar_AE" w:bidi="ar_AE"/>
+        </w:rPr>
+      </w:r>
+      <w:r>
+        <w:rPr>
+          <w:rtl/>
+          <w:cs/>
           <w:lang w:val="ar_AE" w:bidi="ar_AE"/>
         </w:rPr>
         <w:t>يرغب بولس أنْ يثبت أهل تسالونيكي في كل كلام وعمل صالح.</w:t>
       </w:r>
       <w:r>
         <w:rPr>
-          <w:lang w:val="ar_AE" w:bidi="ar_AE"/>
-        </w:rPr>
-      </w:r>
-      <w:r>
-        <w:rPr>
-          <w:lang w:val="ar_AE" w:bidi="ar_AE"/>
-        </w:rPr>
-      </w:r>
-    </w:p>
-    <w:p>
-      <w:pPr>
-        <w:bidi/>
-      </w:pPr>
-      <w:r>
-        <w:rPr>
+          <w:rtl/>
+          <w:cs/>
+          <w:lang w:val="ar_AE" w:bidi="ar_AE"/>
+        </w:rPr>
+      </w:r>
+      <w:r>
+        <w:rPr>
+          <w:rtl/>
+          <w:cs/>
+          <w:lang w:val="ar_AE" w:bidi="ar_AE"/>
+        </w:rPr>
+      </w:r>
+    </w:p>
+    <w:p>
+      <w:pPr>
+        <w:bidi/>
+      </w:pPr>
+      <w:r>
+        <w:rPr>
+          <w:rtl/>
+          <w:cs/>
           <w:lang w:val="ar_AE" w:bidi="ar_AE"/>
         </w:rPr>
       </w:r>
@@ -1667,28 +2085,36 @@
       </w:pPr>
       <w:r>
         <w:rPr>
+          <w:rtl/>
+          <w:cs/>
           <w:lang w:val="ar_AE" w:bidi="ar_AE"/>
         </w:rPr>
         <w:t>٢ تسالونيكي ٣: ١</w:t>
       </w:r>
       <w:r>
         <w:rPr>
-          <w:lang w:val="ar_AE" w:bidi="ar_AE"/>
-        </w:rPr>
-      </w:r>
-    </w:p>
-    <w:p>
-      <w:pPr>
-        <w:bidi/>
-      </w:pPr>
-      <w:r>
-        <w:rPr>
+          <w:rtl/>
+          <w:cs/>
+          <w:lang w:val="ar_AE" w:bidi="ar_AE"/>
+        </w:rPr>
+      </w:r>
+    </w:p>
+    <w:p>
+      <w:pPr>
+        <w:bidi/>
+      </w:pPr>
+      <w:r>
+        <w:rPr>
+          <w:rtl/>
+          <w:cs/>
           <w:lang w:val="ar_AE" w:bidi="ar_AE"/>
         </w:rPr>
       </w:r>
       <w:r>
         <w:rPr>
           <w:b/>
+          <w:rtl/>
+          <w:cs/>
           <w:lang w:val="ar_AE" w:bidi="ar_AE"/>
         </w:rPr>
         <w:t>ما الطِلبة التي يطلب بولس من أهل تسالونيكي أن يصلُّوها بخصوص كلمة الرب؟</w:t>
@@ -1700,32 +2126,42 @@
       </w:pPr>
       <w:r>
         <w:rPr>
-          <w:lang w:val="ar_AE" w:bidi="ar_AE"/>
-        </w:rPr>
-      </w:r>
-      <w:r>
-        <w:rPr>
+          <w:rtl/>
+          <w:cs/>
+          <w:lang w:val="ar_AE" w:bidi="ar_AE"/>
+        </w:rPr>
+      </w:r>
+      <w:r>
+        <w:rPr>
+          <w:rtl/>
+          <w:cs/>
           <w:lang w:val="ar_AE" w:bidi="ar_AE"/>
         </w:rPr>
         <w:t>يريد بولس من أهل تسالونيكي أن يصلُّوا لكي تنتشر كلمة الرب بسرعة وتتمجد.</w:t>
       </w:r>
       <w:r>
         <w:rPr>
-          <w:lang w:val="ar_AE" w:bidi="ar_AE"/>
-        </w:rPr>
-      </w:r>
-      <w:r>
-        <w:rPr>
-          <w:lang w:val="ar_AE" w:bidi="ar_AE"/>
-        </w:rPr>
-      </w:r>
-    </w:p>
-    <w:p>
-      <w:pPr>
-        <w:bidi/>
-      </w:pPr>
-      <w:r>
-        <w:rPr>
+          <w:rtl/>
+          <w:cs/>
+          <w:lang w:val="ar_AE" w:bidi="ar_AE"/>
+        </w:rPr>
+      </w:r>
+      <w:r>
+        <w:rPr>
+          <w:rtl/>
+          <w:cs/>
+          <w:lang w:val="ar_AE" w:bidi="ar_AE"/>
+        </w:rPr>
+      </w:r>
+    </w:p>
+    <w:p>
+      <w:pPr>
+        <w:bidi/>
+      </w:pPr>
+      <w:r>
+        <w:rPr>
+          <w:rtl/>
+          <w:cs/>
           <w:lang w:val="ar_AE" w:bidi="ar_AE"/>
         </w:rPr>
       </w:r>
@@ -1737,28 +2173,36 @@
       </w:pPr>
       <w:r>
         <w:rPr>
+          <w:rtl/>
+          <w:cs/>
           <w:lang w:val="ar_AE" w:bidi="ar_AE"/>
         </w:rPr>
         <w:t>٢ تسالونيكي ٣: ٢</w:t>
       </w:r>
       <w:r>
         <w:rPr>
-          <w:lang w:val="ar_AE" w:bidi="ar_AE"/>
-        </w:rPr>
-      </w:r>
-    </w:p>
-    <w:p>
-      <w:pPr>
-        <w:bidi/>
-      </w:pPr>
-      <w:r>
-        <w:rPr>
+          <w:rtl/>
+          <w:cs/>
+          <w:lang w:val="ar_AE" w:bidi="ar_AE"/>
+        </w:rPr>
+      </w:r>
+    </w:p>
+    <w:p>
+      <w:pPr>
+        <w:bidi/>
+      </w:pPr>
+      <w:r>
+        <w:rPr>
+          <w:rtl/>
+          <w:cs/>
           <w:lang w:val="ar_AE" w:bidi="ar_AE"/>
         </w:rPr>
       </w:r>
       <w:r>
         <w:rPr>
           <w:b/>
+          <w:rtl/>
+          <w:cs/>
           <w:lang w:val="ar_AE" w:bidi="ar_AE"/>
         </w:rPr>
         <w:t>ممَّن يرغب بولس في أن يُنقذ؟</w:t>
@@ -1770,32 +2214,42 @@
       </w:pPr>
       <w:r>
         <w:rPr>
-          <w:lang w:val="ar_AE" w:bidi="ar_AE"/>
-        </w:rPr>
-      </w:r>
-      <w:r>
-        <w:rPr>
+          <w:rtl/>
+          <w:cs/>
+          <w:lang w:val="ar_AE" w:bidi="ar_AE"/>
+        </w:rPr>
+      </w:r>
+      <w:r>
+        <w:rPr>
+          <w:rtl/>
+          <w:cs/>
           <w:lang w:val="ar_AE" w:bidi="ar_AE"/>
         </w:rPr>
         <w:t>يتمنى بولس أن يُنقَذ من الأشخاص الأشرار والسيئين الذين ليس لهم إيمان.</w:t>
       </w:r>
       <w:r>
         <w:rPr>
-          <w:lang w:val="ar_AE" w:bidi="ar_AE"/>
-        </w:rPr>
-      </w:r>
-      <w:r>
-        <w:rPr>
-          <w:lang w:val="ar_AE" w:bidi="ar_AE"/>
-        </w:rPr>
-      </w:r>
-    </w:p>
-    <w:p>
-      <w:pPr>
-        <w:bidi/>
-      </w:pPr>
-      <w:r>
-        <w:rPr>
+          <w:rtl/>
+          <w:cs/>
+          <w:lang w:val="ar_AE" w:bidi="ar_AE"/>
+        </w:rPr>
+      </w:r>
+      <w:r>
+        <w:rPr>
+          <w:rtl/>
+          <w:cs/>
+          <w:lang w:val="ar_AE" w:bidi="ar_AE"/>
+        </w:rPr>
+      </w:r>
+    </w:p>
+    <w:p>
+      <w:pPr>
+        <w:bidi/>
+      </w:pPr>
+      <w:r>
+        <w:rPr>
+          <w:rtl/>
+          <w:cs/>
           <w:lang w:val="ar_AE" w:bidi="ar_AE"/>
         </w:rPr>
       </w:r>
@@ -1807,28 +2261,36 @@
       </w:pPr>
       <w:r>
         <w:rPr>
+          <w:rtl/>
+          <w:cs/>
           <w:lang w:val="ar_AE" w:bidi="ar_AE"/>
         </w:rPr>
         <w:t>٢ تسالونيكي ٣: ٤</w:t>
       </w:r>
       <w:r>
         <w:rPr>
-          <w:lang w:val="ar_AE" w:bidi="ar_AE"/>
-        </w:rPr>
-      </w:r>
-    </w:p>
-    <w:p>
-      <w:pPr>
-        <w:bidi/>
-      </w:pPr>
-      <w:r>
-        <w:rPr>
+          <w:rtl/>
+          <w:cs/>
+          <w:lang w:val="ar_AE" w:bidi="ar_AE"/>
+        </w:rPr>
+      </w:r>
+    </w:p>
+    <w:p>
+      <w:pPr>
+        <w:bidi/>
+      </w:pPr>
+      <w:r>
+        <w:rPr>
+          <w:rtl/>
+          <w:cs/>
           <w:lang w:val="ar_AE" w:bidi="ar_AE"/>
         </w:rPr>
       </w:r>
       <w:r>
         <w:rPr>
           <w:b/>
+          <w:rtl/>
+          <w:cs/>
           <w:lang w:val="ar_AE" w:bidi="ar_AE"/>
         </w:rPr>
         <w:t>ما الذي يخبر بولس أهل تسالونيكي أنْ يستمروا في فعله؟</w:t>
@@ -1840,32 +2302,42 @@
       </w:pPr>
       <w:r>
         <w:rPr>
-          <w:lang w:val="ar_AE" w:bidi="ar_AE"/>
-        </w:rPr>
-      </w:r>
-      <w:r>
-        <w:rPr>
+          <w:rtl/>
+          <w:cs/>
+          <w:lang w:val="ar_AE" w:bidi="ar_AE"/>
+        </w:rPr>
+      </w:r>
+      <w:r>
+        <w:rPr>
+          <w:rtl/>
+          <w:cs/>
           <w:lang w:val="ar_AE" w:bidi="ar_AE"/>
         </w:rPr>
         <w:t>يخبر بولس أهل تسالونيكي بأنْ يستمروا في فعل الأشياء التي أوصاهم بها.</w:t>
       </w:r>
       <w:r>
         <w:rPr>
-          <w:lang w:val="ar_AE" w:bidi="ar_AE"/>
-        </w:rPr>
-      </w:r>
-      <w:r>
-        <w:rPr>
-          <w:lang w:val="ar_AE" w:bidi="ar_AE"/>
-        </w:rPr>
-      </w:r>
-    </w:p>
-    <w:p>
-      <w:pPr>
-        <w:bidi/>
-      </w:pPr>
-      <w:r>
-        <w:rPr>
+          <w:rtl/>
+          <w:cs/>
+          <w:lang w:val="ar_AE" w:bidi="ar_AE"/>
+        </w:rPr>
+      </w:r>
+      <w:r>
+        <w:rPr>
+          <w:rtl/>
+          <w:cs/>
+          <w:lang w:val="ar_AE" w:bidi="ar_AE"/>
+        </w:rPr>
+      </w:r>
+    </w:p>
+    <w:p>
+      <w:pPr>
+        <w:bidi/>
+      </w:pPr>
+      <w:r>
+        <w:rPr>
+          <w:rtl/>
+          <w:cs/>
           <w:lang w:val="ar_AE" w:bidi="ar_AE"/>
         </w:rPr>
       </w:r>
@@ -1877,28 +2349,36 @@
       </w:pPr>
       <w:r>
         <w:rPr>
+          <w:rtl/>
+          <w:cs/>
           <w:lang w:val="ar_AE" w:bidi="ar_AE"/>
         </w:rPr>
         <w:t>٢ تسالونيكي ٣: ٦</w:t>
       </w:r>
       <w:r>
         <w:rPr>
-          <w:lang w:val="ar_AE" w:bidi="ar_AE"/>
-        </w:rPr>
-      </w:r>
-    </w:p>
-    <w:p>
-      <w:pPr>
-        <w:bidi/>
-      </w:pPr>
-      <w:r>
-        <w:rPr>
+          <w:rtl/>
+          <w:cs/>
+          <w:lang w:val="ar_AE" w:bidi="ar_AE"/>
+        </w:rPr>
+      </w:r>
+    </w:p>
+    <w:p>
+      <w:pPr>
+        <w:bidi/>
+      </w:pPr>
+      <w:r>
+        <w:rPr>
+          <w:rtl/>
+          <w:cs/>
           <w:lang w:val="ar_AE" w:bidi="ar_AE"/>
         </w:rPr>
       </w:r>
       <w:r>
         <w:rPr>
           <w:b/>
+          <w:rtl/>
+          <w:cs/>
           <w:lang w:val="ar_AE" w:bidi="ar_AE"/>
         </w:rPr>
         <w:t>كيف يجب أن يتصرف المؤمنون تجاه كل أخ يسلك بلا ترتيب ولا يتبع التقاليد التي تسلَّموها من بولس؟</w:t>
@@ -1910,32 +2390,42 @@
       </w:pPr>
       <w:r>
         <w:rPr>
-          <w:lang w:val="ar_AE" w:bidi="ar_AE"/>
-        </w:rPr>
-      </w:r>
-      <w:r>
-        <w:rPr>
+          <w:rtl/>
+          <w:cs/>
+          <w:lang w:val="ar_AE" w:bidi="ar_AE"/>
+        </w:rPr>
+      </w:r>
+      <w:r>
+        <w:rPr>
+          <w:rtl/>
+          <w:cs/>
           <w:lang w:val="ar_AE" w:bidi="ar_AE"/>
         </w:rPr>
         <w:t>على المؤمنين أنْ يتجنبوا كل أخ يسلك بلا ترتيب ولا يتبع التقاليد التي تسلَّموها من بولس.</w:t>
       </w:r>
       <w:r>
         <w:rPr>
-          <w:lang w:val="ar_AE" w:bidi="ar_AE"/>
-        </w:rPr>
-      </w:r>
-      <w:r>
-        <w:rPr>
-          <w:lang w:val="ar_AE" w:bidi="ar_AE"/>
-        </w:rPr>
-      </w:r>
-    </w:p>
-    <w:p>
-      <w:pPr>
-        <w:bidi/>
-      </w:pPr>
-      <w:r>
-        <w:rPr>
+          <w:rtl/>
+          <w:cs/>
+          <w:lang w:val="ar_AE" w:bidi="ar_AE"/>
+        </w:rPr>
+      </w:r>
+      <w:r>
+        <w:rPr>
+          <w:rtl/>
+          <w:cs/>
+          <w:lang w:val="ar_AE" w:bidi="ar_AE"/>
+        </w:rPr>
+      </w:r>
+    </w:p>
+    <w:p>
+      <w:pPr>
+        <w:bidi/>
+      </w:pPr>
+      <w:r>
+        <w:rPr>
+          <w:rtl/>
+          <w:cs/>
           <w:lang w:val="ar_AE" w:bidi="ar_AE"/>
         </w:rPr>
       </w:r>
@@ -1947,28 +2437,36 @@
       </w:pPr>
       <w:r>
         <w:rPr>
+          <w:rtl/>
+          <w:cs/>
           <w:lang w:val="ar_AE" w:bidi="ar_AE"/>
         </w:rPr>
         <w:t>٢ تسالونيكي ٣: ٧–٨</w:t>
       </w:r>
       <w:r>
         <w:rPr>
-          <w:lang w:val="ar_AE" w:bidi="ar_AE"/>
-        </w:rPr>
-      </w:r>
-    </w:p>
-    <w:p>
-      <w:pPr>
-        <w:bidi/>
-      </w:pPr>
-      <w:r>
-        <w:rPr>
+          <w:rtl/>
+          <w:cs/>
+          <w:lang w:val="ar_AE" w:bidi="ar_AE"/>
+        </w:rPr>
+      </w:r>
+    </w:p>
+    <w:p>
+      <w:pPr>
+        <w:bidi/>
+      </w:pPr>
+      <w:r>
+        <w:rPr>
+          <w:rtl/>
+          <w:cs/>
           <w:lang w:val="ar_AE" w:bidi="ar_AE"/>
         </w:rPr>
       </w:r>
       <w:r>
         <w:rPr>
           <w:b/>
+          <w:rtl/>
+          <w:cs/>
           <w:lang w:val="ar_AE" w:bidi="ar_AE"/>
         </w:rPr>
         <w:t>ما المثال الذي قدَّمه بولس لأهل تسالونيكي بخصوص عمله ودعمه؟</w:t>
@@ -1980,32 +2478,42 @@
       </w:pPr>
       <w:r>
         <w:rPr>
-          <w:lang w:val="ar_AE" w:bidi="ar_AE"/>
-        </w:rPr>
-      </w:r>
-      <w:r>
-        <w:rPr>
+          <w:rtl/>
+          <w:cs/>
+          <w:lang w:val="ar_AE" w:bidi="ar_AE"/>
+        </w:rPr>
+      </w:r>
+      <w:r>
+        <w:rPr>
+          <w:rtl/>
+          <w:cs/>
           <w:lang w:val="ar_AE" w:bidi="ar_AE"/>
         </w:rPr>
         <w:t>عمل بولس ليلًا ونهارًا، يدفع ثمن طعامه، دون أن يكون عبئًا على أحد.</w:t>
       </w:r>
       <w:r>
         <w:rPr>
-          <w:lang w:val="ar_AE" w:bidi="ar_AE"/>
-        </w:rPr>
-      </w:r>
-      <w:r>
-        <w:rPr>
-          <w:lang w:val="ar_AE" w:bidi="ar_AE"/>
-        </w:rPr>
-      </w:r>
-    </w:p>
-    <w:p>
-      <w:pPr>
-        <w:bidi/>
-      </w:pPr>
-      <w:r>
-        <w:rPr>
+          <w:rtl/>
+          <w:cs/>
+          <w:lang w:val="ar_AE" w:bidi="ar_AE"/>
+        </w:rPr>
+      </w:r>
+      <w:r>
+        <w:rPr>
+          <w:rtl/>
+          <w:cs/>
+          <w:lang w:val="ar_AE" w:bidi="ar_AE"/>
+        </w:rPr>
+      </w:r>
+    </w:p>
+    <w:p>
+      <w:pPr>
+        <w:bidi/>
+      </w:pPr>
+      <w:r>
+        <w:rPr>
+          <w:rtl/>
+          <w:cs/>
           <w:lang w:val="ar_AE" w:bidi="ar_AE"/>
         </w:rPr>
       </w:r>
@@ -2017,28 +2525,36 @@
       </w:pPr>
       <w:r>
         <w:rPr>
+          <w:rtl/>
+          <w:cs/>
           <w:lang w:val="ar_AE" w:bidi="ar_AE"/>
         </w:rPr>
         <w:t>٢ تسالونيكي ٣: ١٠</w:t>
       </w:r>
       <w:r>
         <w:rPr>
-          <w:lang w:val="ar_AE" w:bidi="ar_AE"/>
-        </w:rPr>
-      </w:r>
-    </w:p>
-    <w:p>
-      <w:pPr>
-        <w:bidi/>
-      </w:pPr>
-      <w:r>
-        <w:rPr>
+          <w:rtl/>
+          <w:cs/>
+          <w:lang w:val="ar_AE" w:bidi="ar_AE"/>
+        </w:rPr>
+      </w:r>
+    </w:p>
+    <w:p>
+      <w:pPr>
+        <w:bidi/>
+      </w:pPr>
+      <w:r>
+        <w:rPr>
+          <w:rtl/>
+          <w:cs/>
           <w:lang w:val="ar_AE" w:bidi="ar_AE"/>
         </w:rPr>
       </w:r>
       <w:r>
         <w:rPr>
           <w:b/>
+          <w:rtl/>
+          <w:cs/>
           <w:lang w:val="ar_AE" w:bidi="ar_AE"/>
         </w:rPr>
         <w:t>ماذا أوصى بولس بشأن أي شخص لا يريد أنْ يعمل؟</w:t>
@@ -2050,32 +2566,42 @@
       </w:pPr>
       <w:r>
         <w:rPr>
-          <w:lang w:val="ar_AE" w:bidi="ar_AE"/>
-        </w:rPr>
-      </w:r>
-      <w:r>
-        <w:rPr>
+          <w:rtl/>
+          <w:cs/>
+          <w:lang w:val="ar_AE" w:bidi="ar_AE"/>
+        </w:rPr>
+      </w:r>
+      <w:r>
+        <w:rPr>
+          <w:rtl/>
+          <w:cs/>
           <w:lang w:val="ar_AE" w:bidi="ar_AE"/>
         </w:rPr>
         <w:t>أوصى بولس بأنَّ مَن لا يريد العمل يَجِبُ ألاّ يأكل.</w:t>
       </w:r>
       <w:r>
         <w:rPr>
-          <w:lang w:val="ar_AE" w:bidi="ar_AE"/>
-        </w:rPr>
-      </w:r>
-      <w:r>
-        <w:rPr>
-          <w:lang w:val="ar_AE" w:bidi="ar_AE"/>
-        </w:rPr>
-      </w:r>
-    </w:p>
-    <w:p>
-      <w:pPr>
-        <w:bidi/>
-      </w:pPr>
-      <w:r>
-        <w:rPr>
+          <w:rtl/>
+          <w:cs/>
+          <w:lang w:val="ar_AE" w:bidi="ar_AE"/>
+        </w:rPr>
+      </w:r>
+      <w:r>
+        <w:rPr>
+          <w:rtl/>
+          <w:cs/>
+          <w:lang w:val="ar_AE" w:bidi="ar_AE"/>
+        </w:rPr>
+      </w:r>
+    </w:p>
+    <w:p>
+      <w:pPr>
+        <w:bidi/>
+      </w:pPr>
+      <w:r>
+        <w:rPr>
+          <w:rtl/>
+          <w:cs/>
           <w:lang w:val="ar_AE" w:bidi="ar_AE"/>
         </w:rPr>
       </w:r>
@@ -2087,28 +2613,36 @@
       </w:pPr>
       <w:r>
         <w:rPr>
+          <w:rtl/>
+          <w:cs/>
           <w:lang w:val="ar_AE" w:bidi="ar_AE"/>
         </w:rPr>
         <w:t>٢ تسالونيكي ٣: ١٢</w:t>
       </w:r>
       <w:r>
         <w:rPr>
-          <w:lang w:val="ar_AE" w:bidi="ar_AE"/>
-        </w:rPr>
-      </w:r>
-    </w:p>
-    <w:p>
-      <w:pPr>
-        <w:bidi/>
-      </w:pPr>
-      <w:r>
-        <w:rPr>
+          <w:rtl/>
+          <w:cs/>
+          <w:lang w:val="ar_AE" w:bidi="ar_AE"/>
+        </w:rPr>
+      </w:r>
+    </w:p>
+    <w:p>
+      <w:pPr>
+        <w:bidi/>
+      </w:pPr>
+      <w:r>
+        <w:rPr>
+          <w:rtl/>
+          <w:cs/>
           <w:lang w:val="ar_AE" w:bidi="ar_AE"/>
         </w:rPr>
       </w:r>
       <w:r>
         <w:rPr>
           <w:b/>
+          <w:rtl/>
+          <w:cs/>
           <w:lang w:val="ar_AE" w:bidi="ar_AE"/>
         </w:rPr>
         <w:t>بدلًا من الكسل، ماذا يوصي بولس هؤلاء الناس أن يفعلوا؟</w:t>
@@ -2120,32 +2654,42 @@
       </w:pPr>
       <w:r>
         <w:rPr>
-          <w:lang w:val="ar_AE" w:bidi="ar_AE"/>
-        </w:rPr>
-      </w:r>
-      <w:r>
-        <w:rPr>
+          <w:rtl/>
+          <w:cs/>
+          <w:lang w:val="ar_AE" w:bidi="ar_AE"/>
+        </w:rPr>
+      </w:r>
+      <w:r>
+        <w:rPr>
+          <w:rtl/>
+          <w:cs/>
           <w:lang w:val="ar_AE" w:bidi="ar_AE"/>
         </w:rPr>
         <w:t>يوصي بولس الكسالَى أن يعملوا بهدوء ويأكلوا طعامهم الخاص.</w:t>
       </w:r>
       <w:r>
         <w:rPr>
-          <w:lang w:val="ar_AE" w:bidi="ar_AE"/>
-        </w:rPr>
-      </w:r>
-      <w:r>
-        <w:rPr>
-          <w:lang w:val="ar_AE" w:bidi="ar_AE"/>
-        </w:rPr>
-      </w:r>
-    </w:p>
-    <w:p>
-      <w:pPr>
-        <w:bidi/>
-      </w:pPr>
-      <w:r>
-        <w:rPr>
+          <w:rtl/>
+          <w:cs/>
+          <w:lang w:val="ar_AE" w:bidi="ar_AE"/>
+        </w:rPr>
+      </w:r>
+      <w:r>
+        <w:rPr>
+          <w:rtl/>
+          <w:cs/>
+          <w:lang w:val="ar_AE" w:bidi="ar_AE"/>
+        </w:rPr>
+      </w:r>
+    </w:p>
+    <w:p>
+      <w:pPr>
+        <w:bidi/>
+      </w:pPr>
+      <w:r>
+        <w:rPr>
+          <w:rtl/>
+          <w:cs/>
           <w:lang w:val="ar_AE" w:bidi="ar_AE"/>
         </w:rPr>
       </w:r>
@@ -2157,28 +2701,36 @@
       </w:pPr>
       <w:r>
         <w:rPr>
+          <w:rtl/>
+          <w:cs/>
           <w:lang w:val="ar_AE" w:bidi="ar_AE"/>
         </w:rPr>
         <w:t>٢ تسالونيكي ٣: ١٤</w:t>
       </w:r>
       <w:r>
         <w:rPr>
-          <w:lang w:val="ar_AE" w:bidi="ar_AE"/>
-        </w:rPr>
-      </w:r>
-    </w:p>
-    <w:p>
-      <w:pPr>
-        <w:bidi/>
-      </w:pPr>
-      <w:r>
-        <w:rPr>
+          <w:rtl/>
+          <w:cs/>
+          <w:lang w:val="ar_AE" w:bidi="ar_AE"/>
+        </w:rPr>
+      </w:r>
+    </w:p>
+    <w:p>
+      <w:pPr>
+        <w:bidi/>
+      </w:pPr>
+      <w:r>
+        <w:rPr>
+          <w:rtl/>
+          <w:cs/>
           <w:lang w:val="ar_AE" w:bidi="ar_AE"/>
         </w:rPr>
       </w:r>
       <w:r>
         <w:rPr>
           <w:b/>
+          <w:rtl/>
+          <w:cs/>
           <w:lang w:val="ar_AE" w:bidi="ar_AE"/>
         </w:rPr>
         <w:t>ماذا يجب أن يفعل الإخوة مع أي شخص لا يطيع إرشادات بولس في هذه الرسالة؟</w:t>
@@ -2190,32 +2742,42 @@
       </w:pPr>
       <w:r>
         <w:rPr>
-          <w:lang w:val="ar_AE" w:bidi="ar_AE"/>
-        </w:rPr>
-      </w:r>
-      <w:r>
-        <w:rPr>
+          <w:rtl/>
+          <w:cs/>
+          <w:lang w:val="ar_AE" w:bidi="ar_AE"/>
+        </w:rPr>
+      </w:r>
+      <w:r>
+        <w:rPr>
+          <w:rtl/>
+          <w:cs/>
           <w:lang w:val="ar_AE" w:bidi="ar_AE"/>
         </w:rPr>
         <w:t>يجب ألا يكون للإخوة أي ارتباط مع أي شخص لا يطيع إرشادات بولس في هذه الرسالة.</w:t>
       </w:r>
       <w:r>
         <w:rPr>
-          <w:lang w:val="ar_AE" w:bidi="ar_AE"/>
-        </w:rPr>
-      </w:r>
-      <w:r>
-        <w:rPr>
-          <w:lang w:val="ar_AE" w:bidi="ar_AE"/>
-        </w:rPr>
-      </w:r>
-    </w:p>
-    <w:p>
-      <w:pPr>
-        <w:bidi/>
-      </w:pPr>
-      <w:r>
-        <w:rPr>
+          <w:rtl/>
+          <w:cs/>
+          <w:lang w:val="ar_AE" w:bidi="ar_AE"/>
+        </w:rPr>
+      </w:r>
+      <w:r>
+        <w:rPr>
+          <w:rtl/>
+          <w:cs/>
+          <w:lang w:val="ar_AE" w:bidi="ar_AE"/>
+        </w:rPr>
+      </w:r>
+    </w:p>
+    <w:p>
+      <w:pPr>
+        <w:bidi/>
+      </w:pPr>
+      <w:r>
+        <w:rPr>
+          <w:rtl/>
+          <w:cs/>
           <w:lang w:val="ar_AE" w:bidi="ar_AE"/>
         </w:rPr>
       </w:r>
@@ -2227,28 +2789,36 @@
       </w:pPr>
       <w:r>
         <w:rPr>
+          <w:rtl/>
+          <w:cs/>
           <w:lang w:val="ar_AE" w:bidi="ar_AE"/>
         </w:rPr>
         <w:t>٢ تسالونيكي ٣: ١٦</w:t>
       </w:r>
       <w:r>
         <w:rPr>
-          <w:lang w:val="ar_AE" w:bidi="ar_AE"/>
-        </w:rPr>
-      </w:r>
-    </w:p>
-    <w:p>
-      <w:pPr>
-        <w:bidi/>
-      </w:pPr>
-      <w:r>
-        <w:rPr>
+          <w:rtl/>
+          <w:cs/>
+          <w:lang w:val="ar_AE" w:bidi="ar_AE"/>
+        </w:rPr>
+      </w:r>
+    </w:p>
+    <w:p>
+      <w:pPr>
+        <w:bidi/>
+      </w:pPr>
+      <w:r>
+        <w:rPr>
+          <w:rtl/>
+          <w:cs/>
           <w:lang w:val="ar_AE" w:bidi="ar_AE"/>
         </w:rPr>
       </w:r>
       <w:r>
         <w:rPr>
           <w:b/>
+          <w:rtl/>
+          <w:cs/>
           <w:lang w:val="ar_AE" w:bidi="ar_AE"/>
         </w:rPr>
         <w:t>ماذا يرغب بولس أن يُعطي الرب أهل تسالونيكي؟</w:t>
@@ -2260,32 +2830,42 @@
       </w:pPr>
       <w:r>
         <w:rPr>
-          <w:lang w:val="ar_AE" w:bidi="ar_AE"/>
-        </w:rPr>
-      </w:r>
-      <w:r>
-        <w:rPr>
+          <w:rtl/>
+          <w:cs/>
+          <w:lang w:val="ar_AE" w:bidi="ar_AE"/>
+        </w:rPr>
+      </w:r>
+      <w:r>
+        <w:rPr>
+          <w:rtl/>
+          <w:cs/>
           <w:lang w:val="ar_AE" w:bidi="ar_AE"/>
         </w:rPr>
         <w:t>يرغب بولس أن يُعطي الرب أهل تسالونيكي السلام في جميع الأوقات وبكل الطُرُق.</w:t>
       </w:r>
       <w:r>
         <w:rPr>
-          <w:lang w:val="ar_AE" w:bidi="ar_AE"/>
-        </w:rPr>
-      </w:r>
-      <w:r>
-        <w:rPr>
-          <w:lang w:val="ar_AE" w:bidi="ar_AE"/>
-        </w:rPr>
-      </w:r>
-    </w:p>
-    <w:p>
-      <w:pPr>
-        <w:bidi/>
-      </w:pPr>
-      <w:r>
-        <w:rPr>
+          <w:rtl/>
+          <w:cs/>
+          <w:lang w:val="ar_AE" w:bidi="ar_AE"/>
+        </w:rPr>
+      </w:r>
+      <w:r>
+        <w:rPr>
+          <w:rtl/>
+          <w:cs/>
+          <w:lang w:val="ar_AE" w:bidi="ar_AE"/>
+        </w:rPr>
+      </w:r>
+    </w:p>
+    <w:p>
+      <w:pPr>
+        <w:bidi/>
+      </w:pPr>
+      <w:r>
+        <w:rPr>
+          <w:rtl/>
+          <w:cs/>
           <w:lang w:val="ar_AE" w:bidi="ar_AE"/>
         </w:rPr>
       </w:r>
@@ -2297,28 +2877,36 @@
       </w:pPr>
       <w:r>
         <w:rPr>
+          <w:rtl/>
+          <w:cs/>
           <w:lang w:val="ar_AE" w:bidi="ar_AE"/>
         </w:rPr>
         <w:t>٢ تسالونيكي ٣: ١٧</w:t>
       </w:r>
       <w:r>
         <w:rPr>
-          <w:lang w:val="ar_AE" w:bidi="ar_AE"/>
-        </w:rPr>
-      </w:r>
-    </w:p>
-    <w:p>
-      <w:pPr>
-        <w:bidi/>
-      </w:pPr>
-      <w:r>
-        <w:rPr>
+          <w:rtl/>
+          <w:cs/>
+          <w:lang w:val="ar_AE" w:bidi="ar_AE"/>
+        </w:rPr>
+      </w:r>
+    </w:p>
+    <w:p>
+      <w:pPr>
+        <w:bidi/>
+      </w:pPr>
+      <w:r>
+        <w:rPr>
+          <w:rtl/>
+          <w:cs/>
           <w:lang w:val="ar_AE" w:bidi="ar_AE"/>
         </w:rPr>
       </w:r>
       <w:r>
         <w:rPr>
           <w:b/>
+          <w:rtl/>
+          <w:cs/>
           <w:lang w:val="ar_AE" w:bidi="ar_AE"/>
         </w:rPr>
         <w:t>كيف يُظهِر بولس أنه كاتِب هذه الرسالة؟</w:t>
@@ -2330,22 +2918,30 @@
       </w:pPr>
       <w:r>
         <w:rPr>
-          <w:lang w:val="ar_AE" w:bidi="ar_AE"/>
-        </w:rPr>
-      </w:r>
-      <w:r>
-        <w:rPr>
+          <w:rtl/>
+          <w:cs/>
+          <w:lang w:val="ar_AE" w:bidi="ar_AE"/>
+        </w:rPr>
+      </w:r>
+      <w:r>
+        <w:rPr>
+          <w:rtl/>
+          <w:cs/>
           <w:lang w:val="ar_AE" w:bidi="ar_AE"/>
         </w:rPr>
         <w:t>كتب بولس التحية بيده علامةً على أنه المؤلف.</w:t>
       </w:r>
       <w:r>
         <w:rPr>
-          <w:lang w:val="ar_AE" w:bidi="ar_AE"/>
-        </w:rPr>
-      </w:r>
-      <w:r>
-        <w:rPr>
+          <w:rtl/>
+          <w:cs/>
+          <w:lang w:val="ar_AE" w:bidi="ar_AE"/>
+        </w:rPr>
+      </w:r>
+      <w:r>
+        <w:rPr>
+          <w:rtl/>
+          <w:cs/>
           <w:lang w:val="ar_AE" w:bidi="ar_AE"/>
         </w:rPr>
       </w:r>
